--- a/app/templates/PLI_M27.docx
+++ b/app/templates/PLI_M27.docx
@@ -12,104 +12,190 @@
         <w:t>Mẫu số 27</w:t>
       </w:r>
     </w:p>
-    <w:p>
-      <w:pPr>
-        <w:jc w:val="center"/>
-        <w:spacing w:before="120"/>
-      </w:pPr>
-      <w:r>
-        <w:rPr>
-          <w:rFonts w:ascii="Arial" w:hAnsi="Arial" w:cs="Arial"/>
-          <w:sz w:val="24"/>
-          <w:sz-cs w:val="24"/>
-          <w:b/>
-        </w:rPr>
-        <w:t xml:space="preserve">TÊN DOANH NGHIỆP</w:t>
-        <w:br/>
-        <w:t xml:space="preserve">-------</w:t>
-      </w:r>
-      <w:r>
-        <w:rPr>
-          <w:rFonts w:ascii="Arial" w:hAnsi="Arial" w:cs="Arial"/>
-          <w:sz w:val="24"/>
-          <w:sz-cs w:val="24"/>
-        </w:rPr>
-        <w:t xml:space="preserve"/>
-      </w:r>
-    </w:p>
-    <w:p>
-      <w:pPr>
-        <w:jc w:val="center"/>
-        <w:spacing w:before="120"/>
-      </w:pPr>
-      <w:r>
-        <w:rPr>
-          <w:rFonts w:ascii="Arial" w:hAnsi="Arial" w:cs="Arial"/>
-          <w:sz w:val="24"/>
-          <w:sz-cs w:val="24"/>
-          <w:b/>
-        </w:rPr>
-        <w:t xml:space="preserve">CỘNG HÒA XÃ HỘI CHỦ NGHĨA VIỆT NAM</w:t>
-        <w:br/>
-        <w:t xml:space="preserve">Độc lập - Tự do - Hạnh phúc</w:t>
-        <w:br/>
-        <w:t xml:space="preserve">---------------</w:t>
-      </w:r>
-      <w:r>
-        <w:rPr>
-          <w:rFonts w:ascii="Arial" w:hAnsi="Arial" w:cs="Arial"/>
-          <w:sz w:val="24"/>
-          <w:sz-cs w:val="24"/>
-          <w:i/>
-        </w:rPr>
-        <w:t xml:space="preserve"/>
-      </w:r>
-    </w:p>
-    <w:p>
-      <w:pPr>
-        <w:jc w:val="center"/>
-        <w:spacing w:before="120"/>
-      </w:pPr>
-      <w:r>
-        <w:rPr>
-          <w:rFonts w:ascii="Arial" w:hAnsi="Arial" w:cs="Arial"/>
-          <w:sz w:val="24"/>
-          <w:sz-cs w:val="24"/>
-        </w:rPr>
-        <w:t>Số: {so_van_ban}</w:t>
-      </w:r>
-      <w:r>
-        <w:rPr>
-          <w:rFonts w:ascii="Arial" w:hAnsi="Arial" w:cs="Arial"/>
-          <w:sz w:val="24"/>
-          <w:sz-cs w:val="24"/>
-          <w:b/>
-        </w:rPr>
-      </w:r>
-    </w:p>
-    <w:p>
-      <w:pPr>
-        <w:jc w:val="center"/>
-        <w:spacing w:before="120"/>
-      </w:pPr>
-      <w:r>
-        <w:rPr>
-          <w:rFonts w:ascii="Arial" w:hAnsi="Arial" w:cs="Arial"/>
-          <w:sz w:val="24"/>
-          <w:sz-cs w:val="24"/>
-          <w:i/>
-        </w:rPr>
-        <w:t>{dia_diem_ky}, ngày{ngay_ky_vb} tháng{thang_ky_vb} năm {nam_ky_vb}</w:t>
-      </w:r>
-      <w:r>
-        <w:rPr>
-          <w:rFonts w:ascii="Arial" w:hAnsi="Arial" w:cs="Arial"/>
-          <w:sz w:val="24"/>
-          <w:sz-cs w:val="24"/>
-          <w:b/>
-        </w:rPr>
-      </w:r>
-    </w:p>
+    <w:tbl xmlns:ns0="urn:orca:hdr2col">
+      <w:tblPr>
+        <w:tblW w:type="dxa" w:w="8640"/>
+        <w:tblBorders>
+          <w:top w:val="nil"/>
+          <w:left w:val="nil"/>
+          <w:bottom w:val="nil"/>
+          <w:right w:val="nil"/>
+          <w:insideH w:val="nil"/>
+          <w:insideV w:val="nil"/>
+        </w:tblBorders>
+        <w:tblLayout w:type="fixed"/>
+        <w:tblCellMar>
+          <w:left w:w="0" w:type="dxa"/>
+          <w:right w:w="0" w:type="dxa"/>
+        </w:tblCellMar>
+        <w:tblLook w:firstColumn="1" w:firstRow="1" w:lastColumn="0" w:lastRow="0" w:noHBand="0" w:noVBand="1" w:val="04A0"/>
+      </w:tblPr>
+      <w:tblGrid>
+        <w:gridCol w:w="3629"/>
+        <w:gridCol w:w="5011"/>
+      </w:tblGrid>
+      <w:tr>
+        <w:tc>
+          <w:tcPr>
+            <w:tcW w:type="dxa" w:w="3629"/>
+            <w:tcBorders>
+              <w:top w:val="nil"/>
+              <w:left w:val="nil"/>
+              <w:bottom w:val="nil"/>
+              <w:right w:val="nil"/>
+              <w:insideH w:val="nil"/>
+              <w:insideV w:val="nil"/>
+            </w:tcBorders>
+          </w:tcPr>
+          <w:p>
+            <w:pPr>
+              <w:jc w:val="left"/>
+              <w:spacing w:before="120"/>
+            </w:pPr>
+            <w:r>
+              <w:rPr>
+                <w:rFonts w:ascii="Arial" w:hAnsi="Arial" w:cs="Arial"/>
+                <w:sz w:val="24"/>
+                <w:sz-cs w:val="24"/>
+                <w:b/>
+              </w:rPr>
+              <w:t xml:space="preserve">TÊN DOANH NGHIỆP</w:t>
+              <w:br/>
+              <w:t xml:space="preserve">-------</w:t>
+            </w:r>
+            <w:r>
+              <w:rPr>
+                <w:rFonts w:ascii="Arial" w:hAnsi="Arial" w:cs="Arial"/>
+                <w:sz w:val="24"/>
+                <w:sz-cs w:val="24"/>
+              </w:rPr>
+              <w:t xml:space="preserve"/>
+            </w:r>
+          </w:p>
+        </w:tc>
+        <w:tc>
+          <w:tcPr>
+            <w:tcW w:type="dxa" w:w="5011"/>
+            <w:tcBorders>
+              <w:top w:val="nil"/>
+              <w:left w:val="nil"/>
+              <w:bottom w:val="nil"/>
+              <w:right w:val="nil"/>
+              <w:insideH w:val="nil"/>
+              <w:insideV w:val="nil"/>
+            </w:tcBorders>
+          </w:tcPr>
+          <w:p>
+            <w:pPr>
+              <w:jc w:val="center"/>
+              <w:spacing w:before="120"/>
+            </w:pPr>
+            <w:r>
+              <w:rPr>
+                <w:rFonts w:ascii="Arial" w:hAnsi="Arial" w:cs="Arial"/>
+                <w:sz w:val="24"/>
+                <w:sz-cs w:val="24"/>
+                <w:b/>
+              </w:rPr>
+              <w:t xml:space="preserve">CỘNG HÒA XÃ HỘI CHỦ NGHĨA VIỆT NAM</w:t>
+              <w:br/>
+            </w:r>
+            <w:r>
+              <w:rPr>
+                <w:rFonts w:ascii="Arial" w:hAnsi="Arial" w:cs="Arial"/>
+                <w:sz w:val="24"/>
+                <w:sz-cs w:val="24"/>
+                <w:b/>
+                <w:u w:val="single"/>
+              </w:rPr>
+              <w:t xml:space="preserve">Độc lập - Tự do - Hạnh phúc</w:t>
+            </w:r>
+            <w:r>
+              <w:rPr>
+                <w:rFonts w:ascii="Arial" w:hAnsi="Arial" w:cs="Arial"/>
+                <w:sz w:val="24"/>
+                <w:sz-cs w:val="24"/>
+                <w:i/>
+              </w:rPr>
+              <w:t xml:space="preserve"/>
+            </w:r>
+          </w:p>
+        </w:tc>
+      </w:tr>
+      <w:tr>
+        <w:tc>
+          <w:tcPr>
+            <w:tcW w:type="dxa" w:w="3629"/>
+            <w:tcBorders>
+              <w:top w:val="nil"/>
+              <w:left w:val="nil"/>
+              <w:bottom w:val="nil"/>
+              <w:right w:val="nil"/>
+              <w:insideH w:val="nil"/>
+              <w:insideV w:val="nil"/>
+            </w:tcBorders>
+          </w:tcPr>
+          <w:p>
+            <w:pPr>
+              <w:jc w:val="left"/>
+              <w:spacing w:before="120"/>
+            </w:pPr>
+            <w:r>
+              <w:rPr>
+                <w:rFonts w:ascii="Arial" w:hAnsi="Arial" w:cs="Arial"/>
+                <w:sz w:val="24"/>
+                <w:sz-cs w:val="24"/>
+              </w:rPr>
+              <w:t>Số: {so_van_ban}</w:t>
+            </w:r>
+            <w:r>
+              <w:rPr>
+                <w:rFonts w:ascii="Arial" w:hAnsi="Arial" w:cs="Arial"/>
+                <w:sz w:val="24"/>
+                <w:sz-cs w:val="24"/>
+                <w:b/>
+              </w:rPr>
+            </w:r>
+          </w:p>
+        </w:tc>
+        <w:tc>
+          <w:tcPr>
+            <w:tcW w:type="dxa" w:w="5011"/>
+            <w:tcBorders>
+              <w:top w:val="nil"/>
+              <w:left w:val="nil"/>
+              <w:bottom w:val="nil"/>
+              <w:right w:val="nil"/>
+              <w:insideH w:val="nil"/>
+              <w:insideV w:val="nil"/>
+            </w:tcBorders>
+          </w:tcPr>
+          <w:p>
+            <w:pPr>
+              <w:jc w:val="right"/>
+              <w:spacing w:before="120"/>
+            </w:pPr>
+            <w:r>
+              <w:rPr>
+                <w:rFonts w:ascii="Arial" w:hAnsi="Arial" w:cs="Arial"/>
+                <w:sz w:val="24"/>
+                <w:sz-cs w:val="24"/>
+                <w:i/>
+              </w:rPr>
+              <w:t>{dia_diem_ky}, ngày{ngay_ky_vb} tháng{thang_ky_vb} năm {nam_ky_vb}</w:t>
+            </w:r>
+            <w:r>
+              <w:rPr>
+                <w:rFonts w:ascii="Arial" w:hAnsi="Arial" w:cs="Arial"/>
+                <w:sz w:val="24"/>
+                <w:sz-cs w:val="24"/>
+                <w:b/>
+              </w:rPr>
+            </w:r>
+          </w:p>
+        </w:tc>
+      </w:tr>
+    </w:tbl>
     <w:p>
       <w:pPr>
         <w:spacing w:before="120"/>
@@ -1336,6 +1422,192 @@
     </w:sectPr>
   </w:body>
 </w:document>
+</file>
+
+<file path=word/styles.xml><?xml version="1.0" encoding="utf-8"?>
+<w:styles xmlns:mc="http://schemas.openxmlformats.org/markup-compatibility/2006" xmlns:r="http://schemas.openxmlformats.org/officeDocument/2006/relationships" xmlns:w14="http://schemas.microsoft.com/office/word/2010/wordml" xmlns:w="http://schemas.openxmlformats.org/wordprocessingml/2006/main" mc:Ignorable="w14">
+  <w:docDefaults>
+    <w:rPrDefault>
+      <w:rPr>
+        <w:rFonts w:asciiTheme="minorHAnsi" w:eastAsiaTheme="minorEastAsia" w:hAnsiTheme="minorHAnsi" w:cstheme="minorBidi"/>
+        <w:sz w:val="24"/>
+        <w:szCs w:val="24"/>
+        <w:lang w:val="en-US" w:eastAsia="en-US" w:bidi="ar-SA"/>
+      </w:rPr>
+    </w:rPrDefault>
+    <w:pPrDefault/>
+  </w:docDefaults>
+  <w:latentStyles w:defLockedState="0" w:defUIPriority="99" w:defSemiHidden="1" w:defUnhideWhenUsed="1" w:defQFormat="0" w:count="276">
+    <w:lsdException w:name="Normal" w:semiHidden="0" w:uiPriority="0" w:unhideWhenUsed="0" w:qFormat="1"/>
+    <w:lsdException w:name="heading 1" w:semiHidden="0" w:uiPriority="9" w:unhideWhenUsed="0" w:qFormat="1"/>
+    <w:lsdException w:name="heading 2" w:uiPriority="9" w:qFormat="1"/>
+    <w:lsdException w:name="heading 3" w:uiPriority="9" w:qFormat="1"/>
+    <w:lsdException w:name="heading 4" w:uiPriority="9" w:qFormat="1"/>
+    <w:lsdException w:name="heading 5" w:uiPriority="9" w:qFormat="1"/>
+    <w:lsdException w:name="heading 6" w:uiPriority="9" w:qFormat="1"/>
+    <w:lsdException w:name="heading 7" w:uiPriority="9" w:qFormat="1"/>
+    <w:lsdException w:name="heading 8" w:uiPriority="9" w:qFormat="1"/>
+    <w:lsdException w:name="heading 9" w:uiPriority="9" w:qFormat="1"/>
+    <w:lsdException w:name="toc 1" w:uiPriority="39"/>
+    <w:lsdException w:name="toc 2" w:uiPriority="39"/>
+    <w:lsdException w:name="toc 3" w:uiPriority="39"/>
+    <w:lsdException w:name="toc 4" w:uiPriority="39"/>
+    <w:lsdException w:name="toc 5" w:uiPriority="39"/>
+    <w:lsdException w:name="toc 6" w:uiPriority="39"/>
+    <w:lsdException w:name="toc 7" w:uiPriority="39"/>
+    <w:lsdException w:name="toc 8" w:uiPriority="39"/>
+    <w:lsdException w:name="toc 9" w:uiPriority="39"/>
+    <w:lsdException w:name="caption" w:uiPriority="35" w:qFormat="1"/>
+    <w:lsdException w:name="Title" w:semiHidden="0" w:uiPriority="10" w:unhideWhenUsed="0" w:qFormat="1"/>
+    <w:lsdException w:name="Default Paragraph Font" w:uiPriority="1"/>
+    <w:lsdException w:name="Subtitle" w:semiHidden="0" w:uiPriority="11" w:unhideWhenUsed="0" w:qFormat="1"/>
+    <w:lsdException w:name="Strong" w:semiHidden="0" w:uiPriority="22" w:unhideWhenUsed="0" w:qFormat="1"/>
+    <w:lsdException w:name="Emphasis" w:semiHidden="0" w:uiPriority="20" w:unhideWhenUsed="0" w:qFormat="1"/>
+    <w:lsdException w:name="Table Grid" w:semiHidden="0" w:uiPriority="59" w:unhideWhenUsed="0"/>
+    <w:lsdException w:name="Placeholder Text" w:unhideWhenUsed="0"/>
+    <w:lsdException w:name="No Spacing" w:semiHidden="0" w:uiPriority="1" w:unhideWhenUsed="0" w:qFormat="1"/>
+    <w:lsdException w:name="Light Shading" w:semiHidden="0" w:uiPriority="60" w:unhideWhenUsed="0"/>
+    <w:lsdException w:name="Light List" w:semiHidden="0" w:uiPriority="61" w:unhideWhenUsed="0"/>
+    <w:lsdException w:name="Light Grid" w:semiHidden="0" w:uiPriority="62" w:unhideWhenUsed="0"/>
+    <w:lsdException w:name="Medium Shading 1" w:semiHidden="0" w:uiPriority="63" w:unhideWhenUsed="0"/>
+    <w:lsdException w:name="Medium Shading 2" w:semiHidden="0" w:uiPriority="64" w:unhideWhenUsed="0"/>
+    <w:lsdException w:name="Medium List 1" w:semiHidden="0" w:uiPriority="65" w:unhideWhenUsed="0"/>
+    <w:lsdException w:name="Medium List 2" w:semiHidden="0" w:uiPriority="66" w:unhideWhenUsed="0"/>
+    <w:lsdException w:name="Medium Grid 1" w:semiHidden="0" w:uiPriority="67" w:unhideWhenUsed="0"/>
+    <w:lsdException w:name="Medium Grid 2" w:semiHidden="0" w:uiPriority="68" w:unhideWhenUsed="0"/>
+    <w:lsdException w:name="Medium Grid 3" w:semiHidden="0" w:uiPriority="69" w:unhideWhenUsed="0"/>
+    <w:lsdException w:name="Dark List" w:semiHidden="0" w:uiPriority="70" w:unhideWhenUsed="0"/>
+    <w:lsdException w:name="Colorful Shading" w:semiHidden="0" w:uiPriority="71" w:unhideWhenUsed="0"/>
+    <w:lsdException w:name="Colorful List" w:semiHidden="0" w:uiPriority="72" w:unhideWhenUsed="0"/>
+    <w:lsdException w:name="Colorful Grid" w:semiHidden="0" w:uiPriority="73" w:unhideWhenUsed="0"/>
+    <w:lsdException w:name="Light Shading Accent 1" w:semiHidden="0" w:uiPriority="60" w:unhideWhenUsed="0"/>
+    <w:lsdException w:name="Light List Accent 1" w:semiHidden="0" w:uiPriority="61" w:unhideWhenUsed="0"/>
+    <w:lsdException w:name="Light Grid Accent 1" w:semiHidden="0" w:uiPriority="62" w:unhideWhenUsed="0"/>
+    <w:lsdException w:name="Medium Shading 1 Accent 1" w:semiHidden="0" w:uiPriority="63" w:unhideWhenUsed="0"/>
+    <w:lsdException w:name="Medium Shading 2 Accent 1" w:semiHidden="0" w:uiPriority="64" w:unhideWhenUsed="0"/>
+    <w:lsdException w:name="Medium List 1 Accent 1" w:semiHidden="0" w:uiPriority="65" w:unhideWhenUsed="0"/>
+    <w:lsdException w:name="Revision" w:unhideWhenUsed="0"/>
+    <w:lsdException w:name="List Paragraph" w:semiHidden="0" w:uiPriority="34" w:unhideWhenUsed="0" w:qFormat="1"/>
+    <w:lsdException w:name="Quote" w:semiHidden="0" w:uiPriority="29" w:unhideWhenUsed="0" w:qFormat="1"/>
+    <w:lsdException w:name="Intense Quote" w:semiHidden="0" w:uiPriority="30" w:unhideWhenUsed="0" w:qFormat="1"/>
+    <w:lsdException w:name="Medium List 2 Accent 1" w:semiHidden="0" w:uiPriority="66" w:unhideWhenUsed="0"/>
+    <w:lsdException w:name="Medium Grid 1 Accent 1" w:semiHidden="0" w:uiPriority="67" w:unhideWhenUsed="0"/>
+    <w:lsdException w:name="Medium Grid 2 Accent 1" w:semiHidden="0" w:uiPriority="68" w:unhideWhenUsed="0"/>
+    <w:lsdException w:name="Medium Grid 3 Accent 1" w:semiHidden="0" w:uiPriority="69" w:unhideWhenUsed="0"/>
+    <w:lsdException w:name="Dark List Accent 1" w:semiHidden="0" w:uiPriority="70" w:unhideWhenUsed="0"/>
+    <w:lsdException w:name="Colorful Shading Accent 1" w:semiHidden="0" w:uiPriority="71" w:unhideWhenUsed="0"/>
+    <w:lsdException w:name="Colorful List Accent 1" w:semiHidden="0" w:uiPriority="72" w:unhideWhenUsed="0"/>
+    <w:lsdException w:name="Colorful Grid Accent 1" w:semiHidden="0" w:uiPriority="73" w:unhideWhenUsed="0"/>
+    <w:lsdException w:name="Light Shading Accent 2" w:semiHidden="0" w:uiPriority="60" w:unhideWhenUsed="0"/>
+    <w:lsdException w:name="Light List Accent 2" w:semiHidden="0" w:uiPriority="61" w:unhideWhenUsed="0"/>
+    <w:lsdException w:name="Light Grid Accent 2" w:semiHidden="0" w:uiPriority="62" w:unhideWhenUsed="0"/>
+    <w:lsdException w:name="Medium Shading 1 Accent 2" w:semiHidden="0" w:uiPriority="63" w:unhideWhenUsed="0"/>
+    <w:lsdException w:name="Medium Shading 2 Accent 2" w:semiHidden="0" w:uiPriority="64" w:unhideWhenUsed="0"/>
+    <w:lsdException w:name="Medium List 1 Accent 2" w:semiHidden="0" w:uiPriority="65" w:unhideWhenUsed="0"/>
+    <w:lsdException w:name="Medium List 2 Accent 2" w:semiHidden="0" w:uiPriority="66" w:unhideWhenUsed="0"/>
+    <w:lsdException w:name="Medium Grid 1 Accent 2" w:semiHidden="0" w:uiPriority="67" w:unhideWhenUsed="0"/>
+    <w:lsdException w:name="Medium Grid 2 Accent 2" w:semiHidden="0" w:uiPriority="68" w:unhideWhenUsed="0"/>
+    <w:lsdException w:name="Medium Grid 3 Accent 2" w:semiHidden="0" w:uiPriority="69" w:unhideWhenUsed="0"/>
+    <w:lsdException w:name="Dark List Accent 2" w:semiHidden="0" w:uiPriority="70" w:unhideWhenUsed="0"/>
+    <w:lsdException w:name="Colorful Shading Accent 2" w:semiHidden="0" w:uiPriority="71" w:unhideWhenUsed="0"/>
+    <w:lsdException w:name="Colorful List Accent 2" w:semiHidden="0" w:uiPriority="72" w:unhideWhenUsed="0"/>
+    <w:lsdException w:name="Colorful Grid Accent 2" w:semiHidden="0" w:uiPriority="73" w:unhideWhenUsed="0"/>
+    <w:lsdException w:name="Light Shading Accent 3" w:semiHidden="0" w:uiPriority="60" w:unhideWhenUsed="0"/>
+    <w:lsdException w:name="Light List Accent 3" w:semiHidden="0" w:uiPriority="61" w:unhideWhenUsed="0"/>
+    <w:lsdException w:name="Light Grid Accent 3" w:semiHidden="0" w:uiPriority="62" w:unhideWhenUsed="0"/>
+    <w:lsdException w:name="Medium Shading 1 Accent 3" w:semiHidden="0" w:uiPriority="63" w:unhideWhenUsed="0"/>
+    <w:lsdException w:name="Medium Shading 2 Accent 3" w:semiHidden="0" w:uiPriority="64" w:unhideWhenUsed="0"/>
+    <w:lsdException w:name="Medium List 1 Accent 3" w:semiHidden="0" w:uiPriority="65" w:unhideWhenUsed="0"/>
+    <w:lsdException w:name="Medium List 2 Accent 3" w:semiHidden="0" w:uiPriority="66" w:unhideWhenUsed="0"/>
+    <w:lsdException w:name="Medium Grid 1 Accent 3" w:semiHidden="0" w:uiPriority="67" w:unhideWhenUsed="0"/>
+    <w:lsdException w:name="Medium Grid 2 Accent 3" w:semiHidden="0" w:uiPriority="68" w:unhideWhenUsed="0"/>
+    <w:lsdException w:name="Medium Grid 3 Accent 3" w:semiHidden="0" w:uiPriority="69" w:unhideWhenUsed="0"/>
+    <w:lsdException w:name="Dark List Accent 3" w:semiHidden="0" w:uiPriority="70" w:unhideWhenUsed="0"/>
+    <w:lsdException w:name="Colorful Shading Accent 3" w:semiHidden="0" w:uiPriority="71" w:unhideWhenUsed="0"/>
+    <w:lsdException w:name="Colorful List Accent 3" w:semiHidden="0" w:uiPriority="72" w:unhideWhenUsed="0"/>
+    <w:lsdException w:name="Colorful Grid Accent 3" w:semiHidden="0" w:uiPriority="73" w:unhideWhenUsed="0"/>
+    <w:lsdException w:name="Light Shading Accent 4" w:semiHidden="0" w:uiPriority="60" w:unhideWhenUsed="0"/>
+    <w:lsdException w:name="Light List Accent 4" w:semiHidden="0" w:uiPriority="61" w:unhideWhenUsed="0"/>
+    <w:lsdException w:name="Light Grid Accent 4" w:semiHidden="0" w:uiPriority="62" w:unhideWhenUsed="0"/>
+    <w:lsdException w:name="Medium Shading 1 Accent 4" w:semiHidden="0" w:uiPriority="63" w:unhideWhenUsed="0"/>
+    <w:lsdException w:name="Medium Shading 2 Accent 4" w:semiHidden="0" w:uiPriority="64" w:unhideWhenUsed="0"/>
+    <w:lsdException w:name="Medium List 1 Accent 4" w:semiHidden="0" w:uiPriority="65" w:unhideWhenUsed="0"/>
+    <w:lsdException w:name="Medium List 2 Accent 4" w:semiHidden="0" w:uiPriority="66" w:unhideWhenUsed="0"/>
+    <w:lsdException w:name="Medium Grid 1 Accent 4" w:semiHidden="0" w:uiPriority="67" w:unhideWhenUsed="0"/>
+    <w:lsdException w:name="Medium Grid 2 Accent 4" w:semiHidden="0" w:uiPriority="68" w:unhideWhenUsed="0"/>
+    <w:lsdException w:name="Medium Grid 3 Accent 4" w:semiHidden="0" w:uiPriority="69" w:unhideWhenUsed="0"/>
+    <w:lsdException w:name="Dark List Accent 4" w:semiHidden="0" w:uiPriority="70" w:unhideWhenUsed="0"/>
+    <w:lsdException w:name="Colorful Shading Accent 4" w:semiHidden="0" w:uiPriority="71" w:unhideWhenUsed="0"/>
+    <w:lsdException w:name="Colorful List Accent 4" w:semiHidden="0" w:uiPriority="72" w:unhideWhenUsed="0"/>
+    <w:lsdException w:name="Colorful Grid Accent 4" w:semiHidden="0" w:uiPriority="73" w:unhideWhenUsed="0"/>
+    <w:lsdException w:name="Light Shading Accent 5" w:semiHidden="0" w:uiPriority="60" w:unhideWhenUsed="0"/>
+    <w:lsdException w:name="Light List Accent 5" w:semiHidden="0" w:uiPriority="61" w:unhideWhenUsed="0"/>
+    <w:lsdException w:name="Light Grid Accent 5" w:semiHidden="0" w:uiPriority="62" w:unhideWhenUsed="0"/>
+    <w:lsdException w:name="Medium Shading 1 Accent 5" w:semiHidden="0" w:uiPriority="63" w:unhideWhenUsed="0"/>
+    <w:lsdException w:name="Medium Shading 2 Accent 5" w:semiHidden="0" w:uiPriority="64" w:unhideWhenUsed="0"/>
+    <w:lsdException w:name="Medium List 1 Accent 5" w:semiHidden="0" w:uiPriority="65" w:unhideWhenUsed="0"/>
+    <w:lsdException w:name="Medium List 2 Accent 5" w:semiHidden="0" w:uiPriority="66" w:unhideWhenUsed="0"/>
+    <w:lsdException w:name="Medium Grid 1 Accent 5" w:semiHidden="0" w:uiPriority="67" w:unhideWhenUsed="0"/>
+    <w:lsdException w:name="Medium Grid 2 Accent 5" w:semiHidden="0" w:uiPriority="68" w:unhideWhenUsed="0"/>
+    <w:lsdException w:name="Medium Grid 3 Accent 5" w:semiHidden="0" w:uiPriority="69" w:unhideWhenUsed="0"/>
+    <w:lsdException w:name="Dark List Accent 5" w:semiHidden="0" w:uiPriority="70" w:unhideWhenUsed="0"/>
+    <w:lsdException w:name="Colorful Shading Accent 5" w:semiHidden="0" w:uiPriority="71" w:unhideWhenUsed="0"/>
+    <w:lsdException w:name="Colorful List Accent 5" w:semiHidden="0" w:uiPriority="72" w:unhideWhenUsed="0"/>
+    <w:lsdException w:name="Colorful Grid Accent 5" w:semiHidden="0" w:uiPriority="73" w:unhideWhenUsed="0"/>
+    <w:lsdException w:name="Light Shading Accent 6" w:semiHidden="0" w:uiPriority="60" w:unhideWhenUsed="0"/>
+    <w:lsdException w:name="Light List Accent 6" w:semiHidden="0" w:uiPriority="61" w:unhideWhenUsed="0"/>
+    <w:lsdException w:name="Light Grid Accent 6" w:semiHidden="0" w:uiPriority="62" w:unhideWhenUsed="0"/>
+    <w:lsdException w:name="Medium Shading 1 Accent 6" w:semiHidden="0" w:uiPriority="63" w:unhideWhenUsed="0"/>
+    <w:lsdException w:name="Medium Shading 2 Accent 6" w:semiHidden="0" w:uiPriority="64" w:unhideWhenUsed="0"/>
+    <w:lsdException w:name="Medium List 1 Accent 6" w:semiHidden="0" w:uiPriority="65" w:unhideWhenUsed="0"/>
+    <w:lsdException w:name="Medium List 2 Accent 6" w:semiHidden="0" w:uiPriority="66" w:unhideWhenUsed="0"/>
+    <w:lsdException w:name="Medium Grid 1 Accent 6" w:semiHidden="0" w:uiPriority="67" w:unhideWhenUsed="0"/>
+    <w:lsdException w:name="Medium Grid 2 Accent 6" w:semiHidden="0" w:uiPriority="68" w:unhideWhenUsed="0"/>
+    <w:lsdException w:name="Medium Grid 3 Accent 6" w:semiHidden="0" w:uiPriority="69" w:unhideWhenUsed="0"/>
+    <w:lsdException w:name="Dark List Accent 6" w:semiHidden="0" w:uiPriority="70" w:unhideWhenUsed="0"/>
+    <w:lsdException w:name="Colorful Shading Accent 6" w:semiHidden="0" w:uiPriority="71" w:unhideWhenUsed="0"/>
+    <w:lsdException w:name="Colorful List Accent 6" w:semiHidden="0" w:uiPriority="72" w:unhideWhenUsed="0"/>
+    <w:lsdException w:name="Colorful Grid Accent 6" w:semiHidden="0" w:uiPriority="73" w:unhideWhenUsed="0"/>
+    <w:lsdException w:name="Subtle Emphasis" w:semiHidden="0" w:uiPriority="19" w:unhideWhenUsed="0" w:qFormat="1"/>
+    <w:lsdException w:name="Intense Emphasis" w:semiHidden="0" w:uiPriority="21" w:unhideWhenUsed="0" w:qFormat="1"/>
+    <w:lsdException w:name="Subtle Reference" w:semiHidden="0" w:uiPriority="31" w:unhideWhenUsed="0" w:qFormat="1"/>
+    <w:lsdException w:name="Intense Reference" w:semiHidden="0" w:uiPriority="32" w:unhideWhenUsed="0" w:qFormat="1"/>
+    <w:lsdException w:name="Book Title" w:semiHidden="0" w:uiPriority="33" w:unhideWhenUsed="0" w:qFormat="1"/>
+    <w:lsdException w:name="Bibliography" w:uiPriority="37"/>
+    <w:lsdException w:name="TOC Heading" w:uiPriority="39" w:qFormat="1"/>
+  </w:latentStyles>
+  <w:style w:type="paragraph" w:default="1" w:styleId="Normal">
+    <w:name w:val="Normal"/>
+    <w:qFormat/>
+  </w:style>
+  <w:style w:type="character" w:default="1" w:styleId="DefaultParagraphFont">
+    <w:name w:val="Default Paragraph Font"/>
+    <w:uiPriority w:val="1"/>
+    <w:semiHidden/>
+    <w:unhideWhenUsed/>
+  </w:style>
+  <w:style w:type="table" w:default="1" w:styleId="TableNormal">
+    <w:name w:val="Normal Table"/>
+    <w:uiPriority w:val="99"/>
+    <w:semiHidden/>
+    <w:unhideWhenUsed/>
+    <w:tblPr>
+      <w:tblInd w:w="0" w:type="dxa"/>
+      <w:tblCellMar>
+        <w:top w:w="0" w:type="dxa"/>
+        <w:left w:w="108" w:type="dxa"/>
+        <w:bottom w:w="0" w:type="dxa"/>
+        <w:right w:w="108" w:type="dxa"/>
+      </w:tblCellMar>
+    </w:tblPr>
+  </w:style>
+  <w:style w:type="numbering" w:default="1" w:styleId="NoList">
+    <w:name w:val="No List"/>
+    <w:uiPriority w:val="99"/>
+    <w:semiHidden/>
+    <w:unhideWhenUsed/>
+  </w:style>
+</w:styles>
 </file>
 
 <file path=word/theme/theme1.xml><?xml version="1.0" encoding="utf-8"?>

--- a/app/templates/PLI_M27.docx
+++ b/app/templates/PLI_M27.docx
@@ -182,7 +182,7 @@
                 <w:sz-cs w:val="24"/>
                 <w:i/>
               </w:rPr>
-              <w:t>{dia_diem_ky}, ngày{ngay_ky_vb} tháng{thang_ky_vb} năm {nam_ky_vb}</w:t>
+              <w:t>{dia_diem_ky}, ngày {ngay_ky_vb} tháng {thang_ky_vb} năm {nam_ky_vb}</w:t>
             </w:r>
             <w:r>
               <w:rPr>
@@ -382,7 +382,7 @@
           <w:sz w:val="24"/>
           <w:sz-cs w:val="24"/>
         </w:rPr>
-        <w:t>Thông báo tạm ngừng kinh doanh kể từ ngày{tu_ngay} đến hết ngày{den_ngay}</w:t>
+        <w:t>Thông báo tạm ngừng kinh doanh kể từ ngày {tu_ngay} đến hết ngày {den_ngay}</w:t>
       </w:r>
     </w:p>
     <w:p>
@@ -883,7 +883,7 @@
           <w:sz w:val="24"/>
           <w:sz-cs w:val="24"/>
         </w:rPr>
-        <w:t>Thông báo tiếp tục kinh doanh kể từ ngày{tu_ngay}</w:t>
+        <w:t>Thông báo tiếp tục kinh doanh kể từ ngày {tu_ngay}</w:t>
       </w:r>
     </w:p>
     <w:p>
@@ -940,7 +940,7 @@
           <w:sz w:val="24"/>
           <w:sz-cs w:val="24"/>
         </w:rPr>
-        <w:t>Thông báo tiếp tục kinh doanh kể từ ngày{tu_ngay} đối với chi nhánh/địa điểm kinh doanh sau:</w:t>
+        <w:t>Thông báo tiếp tục kinh doanh kể từ ngày {tu_ngay} đối với chi nhánh/địa điểm kinh doanh sau:</w:t>
       </w:r>
     </w:p>
     <w:p>

--- a/app/templates/PLI_M27.docx
+++ b/app/templates/PLI_M27.docx
@@ -1262,7 +1262,6 @@
           <w:rFonts w:ascii="Arial" w:hAnsi="Arial" w:cs="Arial"/>
           <w:sz w:val="24"/>
           <w:sz-cs w:val="24"/>
-          <w:vertAlign w:val="superscript"/>
         </w:rPr>
         <w:t xml:space="preserve">________________________________________</w:t>
       </w:r>

--- a/app/templates/PLI_M27.docx
+++ b/app/templates/PLI_M27.docx
@@ -61,7 +61,7 @@
               </w:rPr>
               <w:t xml:space="preserve">TÊN DOANH NGHIỆP</w:t>
               <w:br/>
-              <w:t xml:space="preserve">-------</w:t>
+              <w:t xml:space="preserve">{dn.ten_tieng_viet}</w:t>
             </w:r>
             <w:r>
               <w:rPr>

--- a/app/templates/PLI_M27.docx
+++ b/app/templates/PLI_M27.docx
@@ -451,46 +451,7 @@
           <w:sz w:val="24"/>
           <w:sz-cs w:val="24"/>
         </w:rPr>
-        <w:t>1. Họ, chữ đệm và tên: {ho_ten_in_hoa_2}</w:t>
-      </w:r>
-    </w:p>
-    <w:p>
-      <w:pPr>
-        <w:spacing w:before="120"/>
-      </w:pPr>
-      <w:r>
-        <w:rPr>
-          <w:rFonts w:ascii="Arial" w:hAnsi="Arial" w:cs="Arial"/>
-          <w:sz w:val="24"/>
-          <w:sz-cs w:val="24"/>
-        </w:rPr>
-        <w:t>Ngày, tháng, năm sinh: {ndd.ngay_sinh}/{ndd.thang_sinh}/{ndd.nam_sinh}</w:t>
-      </w:r>
-    </w:p>
-    <w:p>
-      <w:pPr>
-        <w:spacing w:before="120"/>
-      </w:pPr>
-      <w:r>
-        <w:rPr>
-          <w:rFonts w:ascii="Arial" w:hAnsi="Arial" w:cs="Arial"/>
-          <w:sz w:val="24"/>
-          <w:sz-cs w:val="24"/>
-        </w:rPr>
-        <w:t>Giới tính: {ndd.gioi_tinh}</w:t>
-      </w:r>
-    </w:p>
-    <w:p>
-      <w:pPr>
-        <w:spacing w:before="120"/>
-      </w:pPr>
-      <w:r>
-        <w:rPr>
-          <w:rFonts w:ascii="Arial" w:hAnsi="Arial" w:cs="Arial"/>
-          <w:sz w:val="24"/>
-          <w:sz-cs w:val="24"/>
-        </w:rPr>
-        <w:t>Số định danh cá nhân: {ndd.so_cccd}</w:t>
+        <w:t>Họ, chữ đệm và tên: {ho_ten_in_hoa_2}</w:t>
       </w:r>
     </w:p>
     <w:p>
@@ -533,33 +494,16 @@
           <w:sz w:val="24"/>
           <w:sz-cs w:val="24"/>
         </w:rPr>
-        <w:t>Địa chỉ liên hệ: {dia_chi_lien_he}</w:t>
-      </w:r>
-    </w:p>
-    <w:p>
-      <w:pPr>
-        <w:spacing w:before="120"/>
-      </w:pPr>
-      <w:r>
-        <w:rPr>
-          <w:rFonts w:ascii="Arial" w:hAnsi="Arial" w:cs="Arial"/>
-          <w:sz w:val="24"/>
-          <w:sz-cs w:val="24"/>
-        </w:rPr>
-        <w:t>2. Họ, chữ đệm và tên: {ho_ten_in_hoa_2}</w:t>
-      </w:r>
-    </w:p>
-    <w:p>
-      <w:pPr>
-        <w:spacing w:before="120"/>
-      </w:pPr>
-      <w:r>
-        <w:rPr>
-          <w:rFonts w:ascii="Arial" w:hAnsi="Arial" w:cs="Arial"/>
-          <w:sz w:val="24"/>
-          <w:sz-cs w:val="24"/>
-        </w:rPr>
-        <w:t xml:space="preserve">…</w:t>
+        <w:t>Địa chỉ thư điện tử</w:t>
+      </w:r>
+      <w:r>
+        <w:rPr>
+          <w:vertAlign w:val="superscript"/>
+        </w:rPr>
+        <w:t>4</w:t>
+      </w:r>
+      <w:r>
+        <w:t>: {dia_chi_thu_dien_tu}</w:t>
       </w:r>
     </w:p>
     <w:p>
@@ -820,7 +764,7 @@
           <w:sz-cs w:val="24"/>
           <w:i/>
         </w:rPr>
-        <w:t xml:space="preserve">2. Trường hợp tiếp tục kinh doanh/hoạt động trước thời hạn đã thông báo</w:t>
+        <w:t>2. Trường hợp tiếp tục kinh doanh/hoạt động trước thời hạn đã thông báo</w:t>
       </w:r>
       <w:r>
         <w:rPr>
@@ -830,16 +774,23 @@
           <w:i/>
           <w:vertAlign w:val="superscript"/>
         </w:rPr>
-        <w:t xml:space="preserve">4</w:t>
-      </w:r>
-      <w:r>
-        <w:rPr>
-          <w:rFonts w:ascii="Arial" w:hAnsi="Arial" w:cs="Arial"/>
-          <w:sz w:val="24"/>
-          <w:sz-cs w:val="24"/>
-          <w:i/>
-        </w:rPr>
-        <w:t xml:space="preserve">:</w:t>
+      </w:r>
+      <w:r>
+        <w:rPr>
+          <w:rFonts w:ascii="Arial" w:hAnsi="Arial" w:cs="Arial"/>
+          <w:sz w:val="24"/>
+          <w:sz-cs w:val="24"/>
+          <w:i/>
+        </w:rPr>
+      </w:r>
+      <w:r>
+        <w:rPr>
+          <w:vertAlign w:val="superscript"/>
+        </w:rPr>
+        <w:t>5</w:t>
+      </w:r>
+      <w:r>
+        <w:t>:</w:t>
       </w:r>
     </w:p>
     <w:p>
@@ -1177,6 +1128,26 @@
         <w:spacing w:before="120"/>
       </w:pPr>
       <w:r>
+        <w:t>NGƯỜI ĐẠI DIỆN THEO PHÁP LUẬT</w:t>
+        <w:br/>
+        <w:t>CỦA DOANH NGHIỆP/</w:t>
+        <w:br/>
+        <w:t>NGƯỜI ĐỨNG ĐẦU CHI NHÁNH</w:t>
+        <w:br/>
+        <w:t>(Ký và ghi họ tên)</w:t>
+      </w:r>
+      <w:r>
+        <w:rPr>
+          <w:vertAlign w:val="superscript"/>
+        </w:rPr>
+        <w:t>6</w:t>
+      </w:r>
+    </w:p>
+    <w:p>
+      <w:pPr>
+        <w:spacing w:before="120"/>
+      </w:pPr>
+      <w:r>
         <w:rPr>
           <w:rFonts w:ascii="Arial" w:hAnsi="Arial" w:cs="Arial"/>
           <w:sz w:val="24"/>
@@ -1195,75 +1166,29 @@
           <w:sz w:val="24"/>
           <w:sz-cs w:val="24"/>
         </w:rPr>
-        <w:t xml:space="preserve"/>
-      </w:r>
-    </w:p>
-    <w:p>
-      <w:pPr>
-        <w:jc w:val="center"/>
-        <w:spacing w:before="120"/>
-      </w:pPr>
-      <w:r>
-        <w:rPr>
-          <w:rFonts w:ascii="Arial" w:hAnsi="Arial" w:cs="Arial"/>
-          <w:sz w:val="24"/>
-          <w:sz-cs w:val="24"/>
-          <w:b/>
-        </w:rPr>
-        <w:t xml:space="preserve">NGƯỜI ĐẠI DIỆN THEO PHÁP LUẬT</w:t>
-        <w:br/>
-        <w:t xml:space="preserve">CỦA DOANH NGHIỆP/ NGƯỜI ĐỨNG ĐẦU CHI NHÁNH</w:t>
-        <w:br/>
-        <w:t xml:space="preserve"/>
-      </w:r>
-      <w:r>
-        <w:rPr>
-          <w:rFonts w:ascii="Arial" w:hAnsi="Arial" w:cs="Arial"/>
-          <w:sz w:val="24"/>
-          <w:sz-cs w:val="24"/>
-        </w:rPr>
-        <w:t xml:space="preserve">(</w:t>
-      </w:r>
-      <w:r>
-        <w:rPr>
-          <w:rFonts w:ascii="Arial" w:hAnsi="Arial" w:cs="Arial"/>
-          <w:sz w:val="24"/>
-          <w:sz-cs w:val="24"/>
-          <w:i/>
-        </w:rPr>
-        <w:t xml:space="preserve">Ký và ghi họ tên)</w:t>
-      </w:r>
-      <w:r>
-        <w:rPr>
-          <w:rFonts w:ascii="Arial" w:hAnsi="Arial" w:cs="Arial"/>
-          <w:sz w:val="24"/>
-          <w:sz-cs w:val="24"/>
-          <w:i/>
+        <w:t xml:space="preserve">________________________________________</w:t>
+      </w:r>
+    </w:p>
+    <w:p>
+      <w:pPr>
+        <w:spacing w:before="120"/>
+      </w:pPr>
+      <w:r>
+        <w:rPr>
+          <w:rFonts w:ascii="Arial" w:hAnsi="Arial" w:cs="Arial"/>
+          <w:sz w:val="24"/>
+          <w:sz-cs w:val="24"/>
           <w:vertAlign w:val="superscript"/>
         </w:rPr>
-        <w:t xml:space="preserve">5</w:t>
-      </w:r>
-      <w:r>
-        <w:rPr>
-          <w:rFonts w:ascii="Arial" w:hAnsi="Arial" w:cs="Arial"/>
-          <w:sz w:val="24"/>
-          <w:sz-cs w:val="24"/>
-          <w:b/>
-        </w:rPr>
-        <w:t xml:space="preserve"/>
-      </w:r>
-    </w:p>
-    <w:p>
-      <w:pPr>
-        <w:spacing w:before="120"/>
-      </w:pPr>
-      <w:r>
-        <w:rPr>
-          <w:rFonts w:ascii="Arial" w:hAnsi="Arial" w:cs="Arial"/>
-          <w:sz w:val="24"/>
-          <w:sz-cs w:val="24"/>
-        </w:rPr>
-        <w:t xml:space="preserve">________________________________________</w:t>
+        <w:t xml:space="preserve">1</w:t>
+      </w:r>
+      <w:r>
+        <w:rPr>
+          <w:rFonts w:ascii="Arial" w:hAnsi="Arial" w:cs="Arial"/>
+          <w:sz w:val="24"/>
+          <w:sz-cs w:val="24"/>
+        </w:rPr>
+        <w:t xml:space="preserve"> Doanh nghiệp gửi thông báo đến Cơ quan đăng ký kinh doanh cấp tỉnh nơi doanh nghiệp, chi nhánh/văn phòng đại diện/địa điểm kinh doanh đã đăng ký chậm nhất 03 ngày làm việc trước khi tạm ngừng kinh doanh/hoạt động.</w:t>
       </w:r>
     </w:p>
     <w:p>
@@ -1277,15 +1202,14 @@
           <w:sz-cs w:val="24"/>
           <w:vertAlign w:val="superscript"/>
         </w:rPr>
-        <w:t xml:space="preserve">1</w:t>
-      </w:r>
-      <w:r>
-        <w:rPr>
-          <w:rFonts w:ascii="Arial" w:hAnsi="Arial" w:cs="Arial"/>
-          <w:sz w:val="24"/>
-          <w:sz-cs w:val="24"/>
-        </w:rPr>
-        <w:t xml:space="preserve"> Doanh nghiệp gửi thông báo đến Cơ quan đăng ký kinh doanh cấp tỉnh nơi doanh nghiệp, chi nhánh/văn phòng đại diện/địa điểm kinh doanh đã đăng ký chậm nhất 03 ngày làm việc trước khi tạm ngừng kinh doanh/hoạt động.</w:t>
+        <w:t>2 Trường hợp có nhiều hơn một người đại diện theo pháp luật, doanh nghiệp có thể chọn kê khai thông tin của 01 hoặc nhiều người đại diện theo pháp luật vào phần này.</w:t>
+      </w:r>
+      <w:r>
+        <w:rPr>
+          <w:rFonts w:ascii="Arial" w:hAnsi="Arial" w:cs="Arial"/>
+          <w:sz w:val="24"/>
+          <w:sz-cs w:val="24"/>
+        </w:rPr>
       </w:r>
     </w:p>
     <w:p>
@@ -1299,15 +1223,14 @@
           <w:sz-cs w:val="24"/>
           <w:vertAlign w:val="superscript"/>
         </w:rPr>
-        <w:t xml:space="preserve">2</w:t>
-      </w:r>
-      <w:r>
-        <w:rPr>
-          <w:rFonts w:ascii="Arial" w:hAnsi="Arial" w:cs="Arial"/>
-          <w:sz w:val="24"/>
-          <w:sz-cs w:val="24"/>
-        </w:rPr>
-        <w:t xml:space="preserve"> Kê khai thông tin của tất cả người đại diện theo pháp luật của doanh nghiệp.</w:t>
+        <w:t>3,4 Doanh nghiệp kê khai số điện thoại, thư điện tử để nhận thông báo từ cơ quan đăng ký kinh doanh.</w:t>
+      </w:r>
+      <w:r>
+        <w:rPr>
+          <w:rFonts w:ascii="Arial" w:hAnsi="Arial" w:cs="Arial"/>
+          <w:sz w:val="24"/>
+          <w:sz-cs w:val="24"/>
+        </w:rPr>
       </w:r>
     </w:p>
     <w:p>
@@ -1321,37 +1244,14 @@
           <w:sz-cs w:val="24"/>
           <w:vertAlign w:val="superscript"/>
         </w:rPr>
-        <w:t xml:space="preserve">3</w:t>
-      </w:r>
-      <w:r>
-        <w:rPr>
-          <w:rFonts w:ascii="Arial" w:hAnsi="Arial" w:cs="Arial"/>
-          <w:sz w:val="24"/>
-          <w:sz-cs w:val="24"/>
-        </w:rPr>
-        <w:t xml:space="preserve"> Số điện thoại của người đại diện theo pháp luật phải trùng với số điện thoại đã kê khai trong Cơ sở dữ liệu quốc gia về dân cư.</w:t>
-      </w:r>
-    </w:p>
-    <w:p>
-      <w:pPr>
-        <w:spacing w:before="120"/>
-      </w:pPr>
-      <w:r>
-        <w:rPr>
-          <w:rFonts w:ascii="Arial" w:hAnsi="Arial" w:cs="Arial"/>
-          <w:sz w:val="24"/>
-          <w:sz-cs w:val="24"/>
-          <w:vertAlign w:val="superscript"/>
-        </w:rPr>
-        <w:t xml:space="preserve">4</w:t>
-      </w:r>
-      <w:r>
-        <w:rPr>
-          <w:rFonts w:ascii="Arial" w:hAnsi="Arial" w:cs="Arial"/>
-          <w:sz w:val="24"/>
-          <w:sz-cs w:val="24"/>
-        </w:rPr>
-        <w:t xml:space="preserve"> Doanh nghiệp gửi thông báo đến Cơ quan đăng ký kinh doanh cấp tỉnh nơi doanh nghiệp, chi nhánh/văn phòng đại diện/địa điểm kinh doanh đã đăng ký chậm nhất 03 ngày làm việc trước khi tiếp tục kinh doanh/hoạt động trước thời hạn đã thông báo.</w:t>
+        <w:t>5 Doanh nghiệp gửi thông báo đến Cơ quan đăng ký kinh doanh cấp tỉnh nơi doanh nghiệp, chi nhánh/văn phòng đại diện/địa điểm kinh doanh đã đăng ký chậm nhất 03 ngày làm việc trước khi tiếp tục kinh doanh/hoạt động trước thời hạn đã thông báo.</w:t>
+      </w:r>
+      <w:r>
+        <w:rPr>
+          <w:rFonts w:ascii="Arial" w:hAnsi="Arial" w:cs="Arial"/>
+          <w:sz w:val="24"/>
+          <w:sz-cs w:val="24"/>
+        </w:rPr>
       </w:r>
     </w:p>
     <w:p>

--- a/app/templates/PLI_M27.docx
+++ b/app/templates/PLI_M27.docx
@@ -12,7 +12,7 @@
         <w:t>Mẫu số 27</w:t>
       </w:r>
     </w:p>
-    <w:tbl xmlns:ns0="urn:orca:hdr2col">
+    <w:tbl xmlns:ns3="urn:orca:hdr2col">
       <w:tblPr>
         <w:tblW w:type="dxa" w:w="8640"/>
         <w:tblBorders>
@@ -441,71 +441,227 @@
         <w:t xml:space="preserve">:</w:t>
       </w:r>
     </w:p>
-    <w:p>
-      <w:pPr>
-        <w:spacing w:before="120"/>
-      </w:pPr>
-      <w:r>
-        <w:rPr>
-          <w:rFonts w:ascii="Arial" w:hAnsi="Arial" w:cs="Arial"/>
-          <w:sz w:val="24"/>
-          <w:sz-cs w:val="24"/>
-        </w:rPr>
-        <w:t>Họ, chữ đệm và tên: {ho_ten_in_hoa_2}</w:t>
-      </w:r>
-    </w:p>
-    <w:p>
-      <w:pPr>
-        <w:spacing w:before="120"/>
-      </w:pPr>
-      <w:r>
-        <w:rPr>
-          <w:rFonts w:ascii="Arial" w:hAnsi="Arial" w:cs="Arial"/>
-          <w:sz w:val="24"/>
-          <w:sz-cs w:val="24"/>
-        </w:rPr>
-        <w:t>Số điện thoại</w:t>
-      </w:r>
-      <w:r>
-        <w:rPr>
-          <w:rFonts w:ascii="Arial" w:hAnsi="Arial" w:cs="Arial"/>
-          <w:sz w:val="24"/>
-          <w:sz-cs w:val="24"/>
-          <w:vertAlign w:val="superscript"/>
-        </w:rPr>
-        <w:t>3</w:t>
-      </w:r>
-      <w:r>
-        <w:rPr>
-          <w:rFonts w:ascii="Arial" w:hAnsi="Arial" w:cs="Arial"/>
-          <w:sz w:val="24"/>
-          <w:sz-cs w:val="24"/>
-        </w:rPr>
-        <w:t>: {dien_thoai_khac}</w:t>
-      </w:r>
-    </w:p>
-    <w:p>
-      <w:pPr>
-        <w:spacing w:before="120"/>
-      </w:pPr>
-      <w:r>
-        <w:rPr>
-          <w:rFonts w:ascii="Arial" w:hAnsi="Arial" w:cs="Arial"/>
-          <w:sz w:val="24"/>
-          <w:sz-cs w:val="24"/>
-        </w:rPr>
-        <w:t>Địa chỉ thư điện tử</w:t>
-      </w:r>
-      <w:r>
-        <w:rPr>
-          <w:vertAlign w:val="superscript"/>
-        </w:rPr>
-        <w:t>4</w:t>
-      </w:r>
-      <w:r>
-        <w:t>: {dia_chi_thu_dien_tu}</w:t>
-      </w:r>
-    </w:p>
+    <w:tbl xmlns:ns0="urn:orca:p1a-temp">
+      <w:tblPr>
+        <w:tblW w:type="auto" w:w="0"/>
+        <w:tblLook w:firstColumn="1" w:firstRow="1" w:lastColumn="0" w:lastRow="0" w:noHBand="0" w:noVBand="1" w:val="04A0"/>
+        <w:tblBorders>
+          <w:top w:val="single" w:sz="4" w:color="000000"/>
+          <w:left w:val="single" w:sz="4" w:color="000000"/>
+          <w:bottom w:val="single" w:sz="4" w:color="000000"/>
+          <w:right w:val="single" w:sz="4" w:color="000000"/>
+          <w:insideH w:val="single" w:sz="4" w:color="000000"/>
+          <w:insideV w:val="single" w:sz="4" w:color="000000"/>
+        </w:tblBorders>
+      </w:tblPr>
+      <w:tblGrid>
+        <w:gridCol w:w="2160"/>
+        <w:gridCol w:w="2160"/>
+        <w:gridCol w:w="2160"/>
+        <w:gridCol w:w="2160"/>
+      </w:tblGrid>
+      <w:tr>
+        <w:tc>
+          <w:tcPr>
+            <w:tcW w:type="dxa" w:w="2160"/>
+          </w:tcPr>
+          <w:p>
+            <w:r>
+              <w:rPr>
+                <w:b/>
+              </w:rPr>
+              <w:t>STT</w:t>
+            </w:r>
+          </w:p>
+        </w:tc>
+        <w:tc>
+          <w:tcPr>
+            <w:tcW w:type="dxa" w:w="2160"/>
+          </w:tcPr>
+          <w:p>
+            <w:r>
+              <w:rPr>
+                <w:b/>
+              </w:rPr>
+              <w:t>Họ, chữ đệm và tên (ghi bằng chữ in hoa)</w:t>
+            </w:r>
+          </w:p>
+        </w:tc>
+        <w:tc>
+          <w:tcPr>
+            <w:tcW w:type="dxa" w:w="2160"/>
+          </w:tcPr>
+          <w:p>
+            <w:r>
+              <w:rPr>
+                <w:b/>
+              </w:rPr>
+              <w:t>Số điện thoại</w:t>
+            </w:r>
+          </w:p>
+        </w:tc>
+        <w:tc>
+          <w:tcPr>
+            <w:tcW w:type="dxa" w:w="2160"/>
+          </w:tcPr>
+          <w:p>
+            <w:r>
+              <w:rPr>
+                <w:b/>
+              </w:rPr>
+              <w:t>Địa chỉ thư điện tử</w:t>
+            </w:r>
+          </w:p>
+        </w:tc>
+      </w:tr>
+      <w:tr>
+        <w:tc>
+          <w:tcPr>
+            <w:tcW w:type="dxa" w:w="2160"/>
+          </w:tcPr>
+          <w:p/>
+        </w:tc>
+        <w:tc>
+          <w:tcPr>
+            <w:tcW w:type="dxa" w:w="2160"/>
+          </w:tcPr>
+          <w:p/>
+        </w:tc>
+        <w:tc>
+          <w:tcPr>
+            <w:tcW w:type="dxa" w:w="2160"/>
+          </w:tcPr>
+          <w:p/>
+        </w:tc>
+        <w:tc>
+          <w:tcPr>
+            <w:tcW w:type="dxa" w:w="2160"/>
+          </w:tcPr>
+          <w:p/>
+        </w:tc>
+      </w:tr>
+      <w:tr>
+        <w:tc>
+          <w:tcPr>
+            <w:tcW w:type="dxa" w:w="2160"/>
+          </w:tcPr>
+          <w:p/>
+        </w:tc>
+        <w:tc>
+          <w:tcPr>
+            <w:tcW w:type="dxa" w:w="2160"/>
+          </w:tcPr>
+          <w:p/>
+        </w:tc>
+        <w:tc>
+          <w:tcPr>
+            <w:tcW w:type="dxa" w:w="2160"/>
+          </w:tcPr>
+          <w:p/>
+        </w:tc>
+        <w:tc>
+          <w:tcPr>
+            <w:tcW w:type="dxa" w:w="2160"/>
+          </w:tcPr>
+          <w:p/>
+        </w:tc>
+      </w:tr>
+      <w:tr>
+        <w:tc>
+          <w:tcPr>
+            <w:tcW w:type="dxa" w:w="2160"/>
+          </w:tcPr>
+          <w:p/>
+        </w:tc>
+        <w:tc>
+          <w:tcPr>
+            <w:tcW w:type="dxa" w:w="2160"/>
+          </w:tcPr>
+          <w:p/>
+        </w:tc>
+        <w:tc>
+          <w:tcPr>
+            <w:tcW w:type="dxa" w:w="2160"/>
+          </w:tcPr>
+          <w:p/>
+        </w:tc>
+        <w:tc>
+          <w:tcPr>
+            <w:tcW w:type="dxa" w:w="2160"/>
+          </w:tcPr>
+          <w:p/>
+        </w:tc>
+      </w:tr>
+      <w:tr>
+        <w:tc>
+          <w:tcPr>
+            <w:tcW w:type="dxa" w:w="2160"/>
+          </w:tcPr>
+          <w:p/>
+        </w:tc>
+        <w:tc>
+          <w:tcPr>
+            <w:tcW w:type="dxa" w:w="2160"/>
+          </w:tcPr>
+          <w:p/>
+        </w:tc>
+        <w:tc>
+          <w:tcPr>
+            <w:tcW w:type="dxa" w:w="2160"/>
+          </w:tcPr>
+          <w:p/>
+        </w:tc>
+        <w:tc>
+          <w:tcPr>
+            <w:tcW w:type="dxa" w:w="2160"/>
+          </w:tcPr>
+          <w:p/>
+        </w:tc>
+      </w:tr>
+      <w:tr>
+        <w:tc>
+          <w:tcPr>
+            <w:tcW w:type="dxa" w:w="2160"/>
+          </w:tcPr>
+          <w:p>
+            <w:r>
+              <w:t>{#ds_ndd_pl_thong_bao_tam_ngung}{_stt}</w:t>
+            </w:r>
+          </w:p>
+        </w:tc>
+        <w:tc>
+          <w:tcPr>
+            <w:tcW w:type="dxa" w:w="2160"/>
+          </w:tcPr>
+          <w:p>
+            <w:r>
+              <w:t>{ho_ten}</w:t>
+            </w:r>
+          </w:p>
+        </w:tc>
+        <w:tc>
+          <w:tcPr>
+            <w:tcW w:type="dxa" w:w="2160"/>
+          </w:tcPr>
+          <w:p>
+            <w:r>
+              <w:t>{dien_thoai}</w:t>
+            </w:r>
+          </w:p>
+        </w:tc>
+        <w:tc>
+          <w:tcPr>
+            <w:tcW w:type="dxa" w:w="2160"/>
+          </w:tcPr>
+          <w:p>
+            <w:r>
+              <w:t>{email}{/ds_ndd_pl_thong_bao_tam_ngung}</w:t>
+            </w:r>
+          </w:p>
+        </w:tc>
+      </w:tr>
+    </w:tbl>
+    <w:p/>
     <w:p>
       <w:pPr>
         <w:spacing w:before="120"/>
@@ -550,209 +706,467 @@
         <w:t xml:space="preserve">Thông báo tạm ngừng kinh doanh kể từ ngày … tháng … năm … đến hết ngày … tháng … năm … đối với chi nhánh/địa điểm kinh doanh sau:</w:t>
       </w:r>
     </w:p>
-    <w:p>
-      <w:pPr>
-        <w:spacing w:before="120"/>
-      </w:pPr>
-      <w:r>
-        <w:rPr>
-          <w:rFonts w:ascii="Arial" w:hAnsi="Arial" w:cs="Arial"/>
-          <w:sz w:val="24"/>
-          <w:sz-cs w:val="24"/>
-        </w:rPr>
-        <w:t>Tên chi nhánh/địa điểm kinh doanh (</w:t>
-      </w:r>
-      <w:r>
-        <w:rPr>
-          <w:rFonts w:ascii="Arial" w:hAnsi="Arial" w:cs="Arial"/>
-          <w:sz w:val="24"/>
-          <w:sz-cs w:val="24"/>
-          <w:i/>
-        </w:rPr>
-        <w:t>ghi bằng chữ in hoa</w:t>
-      </w:r>
-      <w:r>
-        <w:rPr>
-          <w:rFonts w:ascii="Arial" w:hAnsi="Arial" w:cs="Arial"/>
-          <w:sz w:val="24"/>
-          <w:sz-cs w:val="24"/>
-        </w:rPr>
-        <w:t>) {cn.ten_tieng_viet}</w:t>
-      </w:r>
-    </w:p>
-    <w:p>
-      <w:pPr>
-        <w:spacing w:before="120"/>
-      </w:pPr>
-      <w:r>
-        <w:rPr>
-          <w:rFonts w:ascii="Arial" w:hAnsi="Arial" w:cs="Arial"/>
-          <w:sz w:val="24"/>
-          <w:sz-cs w:val="24"/>
-        </w:rPr>
-        <w:t>Mã số chi nhánh/địa điểm kinh doanh hoặc mã số thuế chi nhánh: {cn.ma_so}</w:t>
-      </w:r>
-    </w:p>
-    <w:p>
-      <w:pPr>
-        <w:spacing w:before="120"/>
-      </w:pPr>
-      <w:r>
-        <w:rPr>
-          <w:rFonts w:ascii="Arial" w:hAnsi="Arial" w:cs="Arial"/>
-          <w:sz w:val="24"/>
-          <w:sz-cs w:val="24"/>
-        </w:rPr>
-        <w:t xml:space="preserve">Chi nhánh chủ quản (</w:t>
-      </w:r>
-      <w:r>
-        <w:rPr>
-          <w:rFonts w:ascii="Arial" w:hAnsi="Arial" w:cs="Arial"/>
-          <w:sz w:val="24"/>
-          <w:sz-cs w:val="24"/>
-          <w:i/>
-        </w:rPr>
-        <w:t xml:space="preserve">chỉ kê khai đối với trường hợp thông báo tạm ngừng kinh doanh địa điểm kinh doanh trực thuộc chi nhánh</w:t>
-      </w:r>
-      <w:r>
-        <w:rPr>
-          <w:rFonts w:ascii="Arial" w:hAnsi="Arial" w:cs="Arial"/>
-          <w:sz w:val="24"/>
-          <w:sz-cs w:val="24"/>
-        </w:rPr>
-        <w:t xml:space="preserve">):</w:t>
-      </w:r>
-    </w:p>
-    <w:p>
-      <w:pPr>
-        <w:spacing w:before="120"/>
-      </w:pPr>
-      <w:r>
-        <w:rPr>
-          <w:rFonts w:ascii="Arial" w:hAnsi="Arial" w:cs="Arial"/>
-          <w:sz w:val="24"/>
-          <w:sz-cs w:val="24"/>
-        </w:rPr>
-        <w:t>Tên chi nhánh: {cn.ten_tieng_viet}</w:t>
-      </w:r>
-    </w:p>
-    <w:p>
-      <w:pPr>
-        <w:spacing w:before="120"/>
-      </w:pPr>
-      <w:r>
-        <w:rPr>
-          <w:rFonts w:ascii="Arial" w:hAnsi="Arial" w:cs="Arial"/>
-          <w:sz w:val="24"/>
-          <w:sz-cs w:val="24"/>
-        </w:rPr>
-        <w:t>Mã số chi nhánh/Mã số thuế của chi nhánh: {cn.ma_so}</w:t>
-      </w:r>
-    </w:p>
-    <w:p>
-      <w:pPr>
-        <w:spacing w:before="120"/>
-      </w:pPr>
-      <w:r>
-        <w:rPr>
-          <w:rFonts w:ascii="Arial" w:hAnsi="Arial" w:cs="Arial"/>
-          <w:sz w:val="24"/>
-          <w:sz-cs w:val="24"/>
-        </w:rPr>
-        <w:t>Lý do tạm ngừng: {ly_do_tam_ngung}</w:t>
-      </w:r>
-    </w:p>
-    <w:p>
-      <w:pPr>
-        <w:spacing w:before="120"/>
-      </w:pPr>
-      <w:r>
-        <w:rPr>
-          <w:rFonts w:ascii="Arial" w:hAnsi="Arial" w:cs="Arial"/>
-          <w:sz w:val="24"/>
-          <w:sz-cs w:val="24"/>
-        </w:rPr>
-        <w:t xml:space="preserve">c)</w:t>
-      </w:r>
-      <w:r>
-        <w:rPr>
-          <w:rFonts w:ascii="Arial" w:hAnsi="Arial" w:cs="Arial"/>
-          <w:sz w:val="24"/>
-          <w:sz-cs w:val="24"/>
-          <w:i/>
-        </w:rPr>
-        <w:t xml:space="preserve"> Đối với văn phòng đại diện:</w:t>
-      </w:r>
-    </w:p>
-    <w:p>
-      <w:pPr>
-        <w:spacing w:before="120"/>
-      </w:pPr>
-      <w:r>
-        <w:rPr>
-          <w:rFonts w:ascii="Arial" w:hAnsi="Arial" w:cs="Arial"/>
-          <w:sz w:val="24"/>
-          <w:sz-cs w:val="24"/>
-        </w:rPr>
-        <w:t xml:space="preserve">Thông báo tạm ngừng hoạt động kể từ ngày … tháng … năm … đến hết ngày … tháng … năm … đối với văn phòng đại diện sau:</w:t>
-      </w:r>
-    </w:p>
-    <w:p>
-      <w:pPr>
-        <w:spacing w:before="120"/>
-      </w:pPr>
-      <w:r>
-        <w:rPr>
-          <w:rFonts w:ascii="Arial" w:hAnsi="Arial" w:cs="Arial"/>
-          <w:sz w:val="24"/>
-          <w:sz-cs w:val="24"/>
-        </w:rPr>
-        <w:t>Tên văn phòng đại diện (</w:t>
-      </w:r>
-      <w:r>
-        <w:rPr>
-          <w:rFonts w:ascii="Arial" w:hAnsi="Arial" w:cs="Arial"/>
-          <w:sz w:val="24"/>
-          <w:sz-cs w:val="24"/>
-          <w:i/>
-        </w:rPr>
-        <w:t>ghi bằng chữ in hoa</w:t>
-      </w:r>
-      <w:r>
-        <w:rPr>
-          <w:rFonts w:ascii="Arial" w:hAnsi="Arial" w:cs="Arial"/>
-          <w:sz w:val="24"/>
-          <w:sz-cs w:val="24"/>
-        </w:rPr>
-        <w:t>) {cn.ten_tieng_viet}</w:t>
-      </w:r>
-    </w:p>
-    <w:p>
-      <w:pPr>
-        <w:spacing w:before="120"/>
-      </w:pPr>
-      <w:r>
-        <w:rPr>
-          <w:rFonts w:ascii="Arial" w:hAnsi="Arial" w:cs="Arial"/>
-          <w:sz w:val="24"/>
-          <w:sz-cs w:val="24"/>
-        </w:rPr>
-        <w:t>Mã số văn phòng đại diện/Mã số thuế của văn phòng đại diện: {cn.ma_so}</w:t>
-      </w:r>
-    </w:p>
-    <w:p>
-      <w:pPr>
-        <w:spacing w:before="120"/>
-      </w:pPr>
-      <w:r>
-        <w:rPr>
-          <w:rFonts w:ascii="Arial" w:hAnsi="Arial" w:cs="Arial"/>
-          <w:sz w:val="24"/>
-          <w:sz-cs w:val="24"/>
-        </w:rPr>
-        <w:t>Lý do tạm ngừng: {ly_do_tam_ngung}</w:t>
-      </w:r>
-    </w:p>
+    <w:tbl xmlns:ns1="urn:orca:p1a-temp">
+      <w:tblPr>
+        <w:tblW w:type="auto" w:w="0"/>
+        <w:tblLook w:firstColumn="1" w:firstRow="1" w:lastColumn="0" w:lastRow="0" w:noHBand="0" w:noVBand="1" w:val="04A0"/>
+        <w:tblBorders>
+          <w:top w:val="single" w:sz="4" w:color="000000"/>
+          <w:left w:val="single" w:sz="4" w:color="000000"/>
+          <w:bottom w:val="single" w:sz="4" w:color="000000"/>
+          <w:right w:val="single" w:sz="4" w:color="000000"/>
+          <w:insideH w:val="single" w:sz="4" w:color="000000"/>
+          <w:insideV w:val="single" w:sz="4" w:color="000000"/>
+        </w:tblBorders>
+      </w:tblPr>
+      <w:tblGrid>
+        <w:gridCol w:w="960"/>
+        <w:gridCol w:w="960"/>
+        <w:gridCol w:w="960"/>
+        <w:gridCol w:w="960"/>
+        <w:gridCol w:w="960"/>
+        <w:gridCol w:w="960"/>
+        <w:gridCol w:w="960"/>
+        <w:gridCol w:w="960"/>
+        <w:gridCol w:w="960"/>
+      </w:tblGrid>
+      <w:tr>
+        <w:tc>
+          <w:tcPr>
+            <w:tcW w:type="dxa" w:w="960"/>
+          </w:tcPr>
+          <w:p>
+            <w:r>
+              <w:rPr>
+                <w:b/>
+              </w:rPr>
+              <w:t>STT</w:t>
+            </w:r>
+          </w:p>
+        </w:tc>
+        <w:tc>
+          <w:tcPr>
+            <w:tcW w:type="dxa" w:w="960"/>
+          </w:tcPr>
+          <w:p>
+            <w:r>
+              <w:rPr>
+                <w:b/>
+              </w:rPr>
+              <w:t>Loại đơn vị (chi nhánh/địa điểm kinh doanh/văn phòng đại diện)</w:t>
+            </w:r>
+          </w:p>
+        </w:tc>
+        <w:tc>
+          <w:tcPr>
+            <w:tcW w:type="dxa" w:w="960"/>
+          </w:tcPr>
+          <w:p>
+            <w:r>
+              <w:rPr>
+                <w:b/>
+              </w:rPr>
+              <w:t>Tên đơn vị (ghi bằng chữ in hoa)</w:t>
+            </w:r>
+          </w:p>
+        </w:tc>
+        <w:tc>
+          <w:tcPr>
+            <w:tcW w:type="dxa" w:w="960"/>
+          </w:tcPr>
+          <w:p>
+            <w:r>
+              <w:rPr>
+                <w:b/>
+              </w:rPr>
+              <w:t>Mã số đơn vị/Mã số thuế của đơn vị</w:t>
+            </w:r>
+          </w:p>
+        </w:tc>
+        <w:tc>
+          <w:tcPr>
+            <w:tcW w:type="dxa" w:w="960"/>
+          </w:tcPr>
+          <w:p>
+            <w:r>
+              <w:rPr>
+                <w:b/>
+              </w:rPr>
+              <w:t>Tạm ngừng/tiếp tục kể từ ngày</w:t>
+            </w:r>
+          </w:p>
+        </w:tc>
+        <w:tc>
+          <w:tcPr>
+            <w:tcW w:type="dxa" w:w="960"/>
+          </w:tcPr>
+          <w:p>
+            <w:r>
+              <w:rPr>
+                <w:b/>
+              </w:rPr>
+              <w:t>Đến hết ngày (kê khai khi tạm ngừng)</w:t>
+            </w:r>
+          </w:p>
+        </w:tc>
+        <w:tc>
+          <w:tcPr>
+            <w:tcW w:type="dxa" w:w="960"/>
+          </w:tcPr>
+          <w:p>
+            <w:r>
+              <w:rPr>
+                <w:b/>
+              </w:rPr>
+              <w:t>Lý do</w:t>
+            </w:r>
+          </w:p>
+        </w:tc>
+        <w:tc>
+          <w:tcPr>
+            <w:tcW w:type="dxa" w:w="960"/>
+          </w:tcPr>
+          <w:p>
+            <w:r>
+              <w:rPr>
+                <w:b/>
+              </w:rPr>
+              <w:t>Tên chi nhánh chủ quản (kê khai khi là địa điểm kinh doanh trực thuộc chi nhánh)</w:t>
+            </w:r>
+          </w:p>
+        </w:tc>
+        <w:tc>
+          <w:tcPr>
+            <w:tcW w:type="dxa" w:w="960"/>
+          </w:tcPr>
+          <w:p>
+            <w:r>
+              <w:rPr>
+                <w:b/>
+              </w:rPr>
+              <w:t>Mã số chi nhánh chủ quản/Mã số thuế</w:t>
+            </w:r>
+          </w:p>
+        </w:tc>
+      </w:tr>
+      <w:tr>
+        <w:tc>
+          <w:tcPr>
+            <w:tcW w:type="dxa" w:w="960"/>
+          </w:tcPr>
+          <w:p/>
+        </w:tc>
+        <w:tc>
+          <w:tcPr>
+            <w:tcW w:type="dxa" w:w="960"/>
+          </w:tcPr>
+          <w:p/>
+        </w:tc>
+        <w:tc>
+          <w:tcPr>
+            <w:tcW w:type="dxa" w:w="960"/>
+          </w:tcPr>
+          <w:p/>
+        </w:tc>
+        <w:tc>
+          <w:tcPr>
+            <w:tcW w:type="dxa" w:w="960"/>
+          </w:tcPr>
+          <w:p/>
+        </w:tc>
+        <w:tc>
+          <w:tcPr>
+            <w:tcW w:type="dxa" w:w="960"/>
+          </w:tcPr>
+          <w:p/>
+        </w:tc>
+        <w:tc>
+          <w:tcPr>
+            <w:tcW w:type="dxa" w:w="960"/>
+          </w:tcPr>
+          <w:p/>
+        </w:tc>
+        <w:tc>
+          <w:tcPr>
+            <w:tcW w:type="dxa" w:w="960"/>
+          </w:tcPr>
+          <w:p/>
+        </w:tc>
+        <w:tc>
+          <w:tcPr>
+            <w:tcW w:type="dxa" w:w="960"/>
+          </w:tcPr>
+          <w:p/>
+        </w:tc>
+        <w:tc>
+          <w:tcPr>
+            <w:tcW w:type="dxa" w:w="960"/>
+          </w:tcPr>
+          <w:p/>
+        </w:tc>
+      </w:tr>
+      <w:tr>
+        <w:tc>
+          <w:tcPr>
+            <w:tcW w:type="dxa" w:w="960"/>
+          </w:tcPr>
+          <w:p/>
+        </w:tc>
+        <w:tc>
+          <w:tcPr>
+            <w:tcW w:type="dxa" w:w="960"/>
+          </w:tcPr>
+          <w:p/>
+        </w:tc>
+        <w:tc>
+          <w:tcPr>
+            <w:tcW w:type="dxa" w:w="960"/>
+          </w:tcPr>
+          <w:p/>
+        </w:tc>
+        <w:tc>
+          <w:tcPr>
+            <w:tcW w:type="dxa" w:w="960"/>
+          </w:tcPr>
+          <w:p/>
+        </w:tc>
+        <w:tc>
+          <w:tcPr>
+            <w:tcW w:type="dxa" w:w="960"/>
+          </w:tcPr>
+          <w:p/>
+        </w:tc>
+        <w:tc>
+          <w:tcPr>
+            <w:tcW w:type="dxa" w:w="960"/>
+          </w:tcPr>
+          <w:p/>
+        </w:tc>
+        <w:tc>
+          <w:tcPr>
+            <w:tcW w:type="dxa" w:w="960"/>
+          </w:tcPr>
+          <w:p/>
+        </w:tc>
+        <w:tc>
+          <w:tcPr>
+            <w:tcW w:type="dxa" w:w="960"/>
+          </w:tcPr>
+          <w:p/>
+        </w:tc>
+        <w:tc>
+          <w:tcPr>
+            <w:tcW w:type="dxa" w:w="960"/>
+          </w:tcPr>
+          <w:p/>
+        </w:tc>
+      </w:tr>
+      <w:tr>
+        <w:tc>
+          <w:tcPr>
+            <w:tcW w:type="dxa" w:w="960"/>
+          </w:tcPr>
+          <w:p/>
+        </w:tc>
+        <w:tc>
+          <w:tcPr>
+            <w:tcW w:type="dxa" w:w="960"/>
+          </w:tcPr>
+          <w:p/>
+        </w:tc>
+        <w:tc>
+          <w:tcPr>
+            <w:tcW w:type="dxa" w:w="960"/>
+          </w:tcPr>
+          <w:p/>
+        </w:tc>
+        <w:tc>
+          <w:tcPr>
+            <w:tcW w:type="dxa" w:w="960"/>
+          </w:tcPr>
+          <w:p/>
+        </w:tc>
+        <w:tc>
+          <w:tcPr>
+            <w:tcW w:type="dxa" w:w="960"/>
+          </w:tcPr>
+          <w:p/>
+        </w:tc>
+        <w:tc>
+          <w:tcPr>
+            <w:tcW w:type="dxa" w:w="960"/>
+          </w:tcPr>
+          <w:p/>
+        </w:tc>
+        <w:tc>
+          <w:tcPr>
+            <w:tcW w:type="dxa" w:w="960"/>
+          </w:tcPr>
+          <w:p/>
+        </w:tc>
+        <w:tc>
+          <w:tcPr>
+            <w:tcW w:type="dxa" w:w="960"/>
+          </w:tcPr>
+          <w:p/>
+        </w:tc>
+        <w:tc>
+          <w:tcPr>
+            <w:tcW w:type="dxa" w:w="960"/>
+          </w:tcPr>
+          <w:p/>
+        </w:tc>
+      </w:tr>
+      <w:tr>
+        <w:tc>
+          <w:tcPr>
+            <w:tcW w:type="dxa" w:w="960"/>
+          </w:tcPr>
+          <w:p/>
+        </w:tc>
+        <w:tc>
+          <w:tcPr>
+            <w:tcW w:type="dxa" w:w="960"/>
+          </w:tcPr>
+          <w:p/>
+        </w:tc>
+        <w:tc>
+          <w:tcPr>
+            <w:tcW w:type="dxa" w:w="960"/>
+          </w:tcPr>
+          <w:p/>
+        </w:tc>
+        <w:tc>
+          <w:tcPr>
+            <w:tcW w:type="dxa" w:w="960"/>
+          </w:tcPr>
+          <w:p/>
+        </w:tc>
+        <w:tc>
+          <w:tcPr>
+            <w:tcW w:type="dxa" w:w="960"/>
+          </w:tcPr>
+          <w:p/>
+        </w:tc>
+        <w:tc>
+          <w:tcPr>
+            <w:tcW w:type="dxa" w:w="960"/>
+          </w:tcPr>
+          <w:p/>
+        </w:tc>
+        <w:tc>
+          <w:tcPr>
+            <w:tcW w:type="dxa" w:w="960"/>
+          </w:tcPr>
+          <w:p/>
+        </w:tc>
+        <w:tc>
+          <w:tcPr>
+            <w:tcW w:type="dxa" w:w="960"/>
+          </w:tcPr>
+          <w:p/>
+        </w:tc>
+        <w:tc>
+          <w:tcPr>
+            <w:tcW w:type="dxa" w:w="960"/>
+          </w:tcPr>
+          <w:p/>
+        </w:tc>
+      </w:tr>
+      <w:tr>
+        <w:tc>
+          <w:tcPr>
+            <w:tcW w:type="dxa" w:w="960"/>
+          </w:tcPr>
+          <w:p>
+            <w:r>
+              <w:t>{#don_vi_truc_thuoc_tam_ngung_tiep_tuc}{_stt}</w:t>
+            </w:r>
+          </w:p>
+        </w:tc>
+        <w:tc>
+          <w:tcPr>
+            <w:tcW w:type="dxa" w:w="960"/>
+          </w:tcPr>
+          <w:p>
+            <w:r>
+              <w:t>{loai_don_vi}</w:t>
+            </w:r>
+          </w:p>
+        </w:tc>
+        <w:tc>
+          <w:tcPr>
+            <w:tcW w:type="dxa" w:w="960"/>
+          </w:tcPr>
+          <w:p>
+            <w:r>
+              <w:t>{ten_don_vi}</w:t>
+            </w:r>
+          </w:p>
+        </w:tc>
+        <w:tc>
+          <w:tcPr>
+            <w:tcW w:type="dxa" w:w="960"/>
+          </w:tcPr>
+          <w:p>
+            <w:r>
+              <w:t>{ma_so_don_vi}</w:t>
+            </w:r>
+          </w:p>
+        </w:tc>
+        <w:tc>
+          <w:tcPr>
+            <w:tcW w:type="dxa" w:w="960"/>
+          </w:tcPr>
+          <w:p>
+            <w:r>
+              <w:t>{tu_ngay}</w:t>
+            </w:r>
+          </w:p>
+        </w:tc>
+        <w:tc>
+          <w:tcPr>
+            <w:tcW w:type="dxa" w:w="960"/>
+          </w:tcPr>
+          <w:p>
+            <w:r>
+              <w:t>{den_ngay}</w:t>
+            </w:r>
+          </w:p>
+        </w:tc>
+        <w:tc>
+          <w:tcPr>
+            <w:tcW w:type="dxa" w:w="960"/>
+          </w:tcPr>
+          <w:p>
+            <w:r>
+              <w:t>{ly_do}</w:t>
+            </w:r>
+          </w:p>
+        </w:tc>
+        <w:tc>
+          <w:tcPr>
+            <w:tcW w:type="dxa" w:w="960"/>
+          </w:tcPr>
+          <w:p>
+            <w:r>
+              <w:t>{ten_chi_nhanh_chu_quan}</w:t>
+            </w:r>
+          </w:p>
+        </w:tc>
+        <w:tc>
+          <w:tcPr>
+            <w:tcW w:type="dxa" w:w="960"/>
+          </w:tcPr>
+          <w:p>
+            <w:r>
+              <w:t>{ma_so_chi_nhanh_chu_quan}{/don_vi_truc_thuoc_tam_ngung_tiep_tuc}</w:t>
+            </w:r>
+          </w:p>
+        </w:tc>
+      </w:tr>
+    </w:tbl>
+    <w:p/>
     <w:p>
       <w:pPr>
         <w:spacing w:before="120"/>
@@ -894,209 +1308,467 @@
         <w:t>Thông báo tiếp tục kinh doanh kể từ ngày {tu_ngay} đối với chi nhánh/địa điểm kinh doanh sau:</w:t>
       </w:r>
     </w:p>
-    <w:p>
-      <w:pPr>
-        <w:spacing w:before="120"/>
-      </w:pPr>
-      <w:r>
-        <w:rPr>
-          <w:rFonts w:ascii="Arial" w:hAnsi="Arial" w:cs="Arial"/>
-          <w:sz w:val="24"/>
-          <w:sz-cs w:val="24"/>
-        </w:rPr>
-        <w:t>Tên chi nhánh/địa điểm kinh doanh (</w:t>
-      </w:r>
-      <w:r>
-        <w:rPr>
-          <w:rFonts w:ascii="Arial" w:hAnsi="Arial" w:cs="Arial"/>
-          <w:sz w:val="24"/>
-          <w:sz-cs w:val="24"/>
-          <w:i/>
-        </w:rPr>
-        <w:t>ghi bằng chữ in hoa</w:t>
-      </w:r>
-      <w:r>
-        <w:rPr>
-          <w:rFonts w:ascii="Arial" w:hAnsi="Arial" w:cs="Arial"/>
-          <w:sz w:val="24"/>
-          <w:sz-cs w:val="24"/>
-        </w:rPr>
-        <w:t>): {cn.ten_tieng_viet}</w:t>
-      </w:r>
-    </w:p>
-    <w:p>
-      <w:pPr>
-        <w:spacing w:before="120"/>
-      </w:pPr>
-      <w:r>
-        <w:rPr>
-          <w:rFonts w:ascii="Arial" w:hAnsi="Arial" w:cs="Arial"/>
-          <w:sz w:val="24"/>
-          <w:sz-cs w:val="24"/>
-        </w:rPr>
-        <w:t>Mã số chi nhánh/địa điểm kinh doanh/Mã số thuế của chi nhánh: {cn.ma_so}</w:t>
-      </w:r>
-    </w:p>
-    <w:p>
-      <w:pPr>
-        <w:spacing w:before="120"/>
-      </w:pPr>
-      <w:r>
-        <w:rPr>
-          <w:rFonts w:ascii="Arial" w:hAnsi="Arial" w:cs="Arial"/>
-          <w:sz w:val="24"/>
-          <w:sz-cs w:val="24"/>
-        </w:rPr>
-        <w:t xml:space="preserve">Chi nhánh chủ quản (</w:t>
-      </w:r>
-      <w:r>
-        <w:rPr>
-          <w:rFonts w:ascii="Arial" w:hAnsi="Arial" w:cs="Arial"/>
-          <w:sz w:val="24"/>
-          <w:sz-cs w:val="24"/>
-          <w:i/>
-        </w:rPr>
-        <w:t xml:space="preserve">chỉ kê khai đối với trường hợp thông báo tiếp tục kinh doanh trước thời hạn đã thông báo của địa điểm kinh doanh trực thuộc chi nhánh</w:t>
-      </w:r>
-      <w:r>
-        <w:rPr>
-          <w:rFonts w:ascii="Arial" w:hAnsi="Arial" w:cs="Arial"/>
-          <w:sz w:val="24"/>
-          <w:sz-cs w:val="24"/>
-        </w:rPr>
-        <w:t xml:space="preserve">):</w:t>
-      </w:r>
-    </w:p>
-    <w:p>
-      <w:pPr>
-        <w:spacing w:before="120"/>
-      </w:pPr>
-      <w:r>
-        <w:rPr>
-          <w:rFonts w:ascii="Arial" w:hAnsi="Arial" w:cs="Arial"/>
-          <w:sz w:val="24"/>
-          <w:sz-cs w:val="24"/>
-        </w:rPr>
-        <w:t>Tên chi nhánh: {cn.ten_tieng_viet}</w:t>
-      </w:r>
-    </w:p>
-    <w:p>
-      <w:pPr>
-        <w:spacing w:before="120"/>
-      </w:pPr>
-      <w:r>
-        <w:rPr>
-          <w:rFonts w:ascii="Arial" w:hAnsi="Arial" w:cs="Arial"/>
-          <w:sz w:val="24"/>
-          <w:sz-cs w:val="24"/>
-        </w:rPr>
-        <w:t>Mã số chi nhánh/Mã số thuế của chi nhánh: {cn.ma_so}</w:t>
-      </w:r>
-    </w:p>
-    <w:p>
-      <w:pPr>
-        <w:spacing w:before="120"/>
-      </w:pPr>
-      <w:r>
-        <w:rPr>
-          <w:rFonts w:ascii="Arial" w:hAnsi="Arial" w:cs="Arial"/>
-          <w:sz w:val="24"/>
-          <w:sz-cs w:val="24"/>
-        </w:rPr>
-        <w:t>Lý do tiếp tục kinh doanh: {ly_do_tiep_tuc}</w:t>
-      </w:r>
-    </w:p>
-    <w:p>
-      <w:pPr>
-        <w:spacing w:before="120"/>
-      </w:pPr>
-      <w:r>
-        <w:rPr>
-          <w:rFonts w:ascii="Arial" w:hAnsi="Arial" w:cs="Arial"/>
-          <w:sz w:val="24"/>
-          <w:sz-cs w:val="24"/>
-        </w:rPr>
-        <w:t xml:space="preserve">c)</w:t>
-      </w:r>
-      <w:r>
-        <w:rPr>
-          <w:rFonts w:ascii="Arial" w:hAnsi="Arial" w:cs="Arial"/>
-          <w:sz w:val="24"/>
-          <w:sz-cs w:val="24"/>
-          <w:i/>
-        </w:rPr>
-        <w:t xml:space="preserve"> Đối với văn phòng đại diện:</w:t>
-      </w:r>
-    </w:p>
-    <w:p>
-      <w:pPr>
-        <w:spacing w:before="120"/>
-      </w:pPr>
-      <w:r>
-        <w:rPr>
-          <w:rFonts w:ascii="Arial" w:hAnsi="Arial" w:cs="Arial"/>
-          <w:sz w:val="24"/>
-          <w:sz-cs w:val="24"/>
-        </w:rPr>
-        <w:t xml:space="preserve">Thông báo tiếp tục hoạt động kể từ ngày … tháng … năm … đối với văn phòng đại diện sau:</w:t>
-      </w:r>
-    </w:p>
-    <w:p>
-      <w:pPr>
-        <w:spacing w:before="120"/>
-      </w:pPr>
-      <w:r>
-        <w:rPr>
-          <w:rFonts w:ascii="Arial" w:hAnsi="Arial" w:cs="Arial"/>
-          <w:sz w:val="24"/>
-          <w:sz-cs w:val="24"/>
-        </w:rPr>
-        <w:t>Tên văn phòng đại diện (</w:t>
-      </w:r>
-      <w:r>
-        <w:rPr>
-          <w:rFonts w:ascii="Arial" w:hAnsi="Arial" w:cs="Arial"/>
-          <w:sz w:val="24"/>
-          <w:sz-cs w:val="24"/>
-          <w:i/>
-        </w:rPr>
-        <w:t>ghi bằng chữ in hoa</w:t>
-      </w:r>
-      <w:r>
-        <w:rPr>
-          <w:rFonts w:ascii="Arial" w:hAnsi="Arial" w:cs="Arial"/>
-          <w:sz w:val="24"/>
-          <w:sz-cs w:val="24"/>
-        </w:rPr>
-        <w:t>) {cn.ten_tieng_viet}</w:t>
-      </w:r>
-    </w:p>
-    <w:p>
-      <w:pPr>
-        <w:spacing w:before="120"/>
-      </w:pPr>
-      <w:r>
-        <w:rPr>
-          <w:rFonts w:ascii="Arial" w:hAnsi="Arial" w:cs="Arial"/>
-          <w:sz w:val="24"/>
-          <w:sz-cs w:val="24"/>
-        </w:rPr>
-        <w:t>Mã số văn phòng đại diện/Mã số thuế của văn phòng đại diện: {cn.ma_so}</w:t>
-      </w:r>
-    </w:p>
-    <w:p>
-      <w:pPr>
-        <w:spacing w:before="120"/>
-      </w:pPr>
-      <w:r>
-        <w:rPr>
-          <w:rFonts w:ascii="Arial" w:hAnsi="Arial" w:cs="Arial"/>
-          <w:sz w:val="24"/>
-          <w:sz-cs w:val="24"/>
-        </w:rPr>
-        <w:t>Lý do tiếp tục hoạt động: {ly_do_tiep_tuc}</w:t>
-      </w:r>
-    </w:p>
+    <w:tbl xmlns:ns2="urn:orca:p1a-temp">
+      <w:tblPr>
+        <w:tblW w:type="auto" w:w="0"/>
+        <w:tblLook w:firstColumn="1" w:firstRow="1" w:lastColumn="0" w:lastRow="0" w:noHBand="0" w:noVBand="1" w:val="04A0"/>
+        <w:tblBorders>
+          <w:top w:val="single" w:sz="4" w:color="000000"/>
+          <w:left w:val="single" w:sz="4" w:color="000000"/>
+          <w:bottom w:val="single" w:sz="4" w:color="000000"/>
+          <w:right w:val="single" w:sz="4" w:color="000000"/>
+          <w:insideH w:val="single" w:sz="4" w:color="000000"/>
+          <w:insideV w:val="single" w:sz="4" w:color="000000"/>
+        </w:tblBorders>
+      </w:tblPr>
+      <w:tblGrid>
+        <w:gridCol w:w="960"/>
+        <w:gridCol w:w="960"/>
+        <w:gridCol w:w="960"/>
+        <w:gridCol w:w="960"/>
+        <w:gridCol w:w="960"/>
+        <w:gridCol w:w="960"/>
+        <w:gridCol w:w="960"/>
+        <w:gridCol w:w="960"/>
+        <w:gridCol w:w="960"/>
+      </w:tblGrid>
+      <w:tr>
+        <w:tc>
+          <w:tcPr>
+            <w:tcW w:type="dxa" w:w="960"/>
+          </w:tcPr>
+          <w:p>
+            <w:r>
+              <w:rPr>
+                <w:b/>
+              </w:rPr>
+              <w:t>STT</w:t>
+            </w:r>
+          </w:p>
+        </w:tc>
+        <w:tc>
+          <w:tcPr>
+            <w:tcW w:type="dxa" w:w="960"/>
+          </w:tcPr>
+          <w:p>
+            <w:r>
+              <w:rPr>
+                <w:b/>
+              </w:rPr>
+              <w:t>Loại đơn vị (chi nhánh/địa điểm kinh doanh/văn phòng đại diện)</w:t>
+            </w:r>
+          </w:p>
+        </w:tc>
+        <w:tc>
+          <w:tcPr>
+            <w:tcW w:type="dxa" w:w="960"/>
+          </w:tcPr>
+          <w:p>
+            <w:r>
+              <w:rPr>
+                <w:b/>
+              </w:rPr>
+              <w:t>Tên đơn vị (ghi bằng chữ in hoa)</w:t>
+            </w:r>
+          </w:p>
+        </w:tc>
+        <w:tc>
+          <w:tcPr>
+            <w:tcW w:type="dxa" w:w="960"/>
+          </w:tcPr>
+          <w:p>
+            <w:r>
+              <w:rPr>
+                <w:b/>
+              </w:rPr>
+              <w:t>Mã số đơn vị/Mã số thuế của đơn vị</w:t>
+            </w:r>
+          </w:p>
+        </w:tc>
+        <w:tc>
+          <w:tcPr>
+            <w:tcW w:type="dxa" w:w="960"/>
+          </w:tcPr>
+          <w:p>
+            <w:r>
+              <w:rPr>
+                <w:b/>
+              </w:rPr>
+              <w:t>Tạm ngừng/tiếp tục kể từ ngày</w:t>
+            </w:r>
+          </w:p>
+        </w:tc>
+        <w:tc>
+          <w:tcPr>
+            <w:tcW w:type="dxa" w:w="960"/>
+          </w:tcPr>
+          <w:p>
+            <w:r>
+              <w:rPr>
+                <w:b/>
+              </w:rPr>
+              <w:t>Đến hết ngày (kê khai khi tạm ngừng)</w:t>
+            </w:r>
+          </w:p>
+        </w:tc>
+        <w:tc>
+          <w:tcPr>
+            <w:tcW w:type="dxa" w:w="960"/>
+          </w:tcPr>
+          <w:p>
+            <w:r>
+              <w:rPr>
+                <w:b/>
+              </w:rPr>
+              <w:t>Lý do</w:t>
+            </w:r>
+          </w:p>
+        </w:tc>
+        <w:tc>
+          <w:tcPr>
+            <w:tcW w:type="dxa" w:w="960"/>
+          </w:tcPr>
+          <w:p>
+            <w:r>
+              <w:rPr>
+                <w:b/>
+              </w:rPr>
+              <w:t>Tên chi nhánh chủ quản (kê khai khi là địa điểm kinh doanh trực thuộc chi nhánh)</w:t>
+            </w:r>
+          </w:p>
+        </w:tc>
+        <w:tc>
+          <w:tcPr>
+            <w:tcW w:type="dxa" w:w="960"/>
+          </w:tcPr>
+          <w:p>
+            <w:r>
+              <w:rPr>
+                <w:b/>
+              </w:rPr>
+              <w:t>Mã số chi nhánh chủ quản/Mã số thuế</w:t>
+            </w:r>
+          </w:p>
+        </w:tc>
+      </w:tr>
+      <w:tr>
+        <w:tc>
+          <w:tcPr>
+            <w:tcW w:type="dxa" w:w="960"/>
+          </w:tcPr>
+          <w:p/>
+        </w:tc>
+        <w:tc>
+          <w:tcPr>
+            <w:tcW w:type="dxa" w:w="960"/>
+          </w:tcPr>
+          <w:p/>
+        </w:tc>
+        <w:tc>
+          <w:tcPr>
+            <w:tcW w:type="dxa" w:w="960"/>
+          </w:tcPr>
+          <w:p/>
+        </w:tc>
+        <w:tc>
+          <w:tcPr>
+            <w:tcW w:type="dxa" w:w="960"/>
+          </w:tcPr>
+          <w:p/>
+        </w:tc>
+        <w:tc>
+          <w:tcPr>
+            <w:tcW w:type="dxa" w:w="960"/>
+          </w:tcPr>
+          <w:p/>
+        </w:tc>
+        <w:tc>
+          <w:tcPr>
+            <w:tcW w:type="dxa" w:w="960"/>
+          </w:tcPr>
+          <w:p/>
+        </w:tc>
+        <w:tc>
+          <w:tcPr>
+            <w:tcW w:type="dxa" w:w="960"/>
+          </w:tcPr>
+          <w:p/>
+        </w:tc>
+        <w:tc>
+          <w:tcPr>
+            <w:tcW w:type="dxa" w:w="960"/>
+          </w:tcPr>
+          <w:p/>
+        </w:tc>
+        <w:tc>
+          <w:tcPr>
+            <w:tcW w:type="dxa" w:w="960"/>
+          </w:tcPr>
+          <w:p/>
+        </w:tc>
+      </w:tr>
+      <w:tr>
+        <w:tc>
+          <w:tcPr>
+            <w:tcW w:type="dxa" w:w="960"/>
+          </w:tcPr>
+          <w:p/>
+        </w:tc>
+        <w:tc>
+          <w:tcPr>
+            <w:tcW w:type="dxa" w:w="960"/>
+          </w:tcPr>
+          <w:p/>
+        </w:tc>
+        <w:tc>
+          <w:tcPr>
+            <w:tcW w:type="dxa" w:w="960"/>
+          </w:tcPr>
+          <w:p/>
+        </w:tc>
+        <w:tc>
+          <w:tcPr>
+            <w:tcW w:type="dxa" w:w="960"/>
+          </w:tcPr>
+          <w:p/>
+        </w:tc>
+        <w:tc>
+          <w:tcPr>
+            <w:tcW w:type="dxa" w:w="960"/>
+          </w:tcPr>
+          <w:p/>
+        </w:tc>
+        <w:tc>
+          <w:tcPr>
+            <w:tcW w:type="dxa" w:w="960"/>
+          </w:tcPr>
+          <w:p/>
+        </w:tc>
+        <w:tc>
+          <w:tcPr>
+            <w:tcW w:type="dxa" w:w="960"/>
+          </w:tcPr>
+          <w:p/>
+        </w:tc>
+        <w:tc>
+          <w:tcPr>
+            <w:tcW w:type="dxa" w:w="960"/>
+          </w:tcPr>
+          <w:p/>
+        </w:tc>
+        <w:tc>
+          <w:tcPr>
+            <w:tcW w:type="dxa" w:w="960"/>
+          </w:tcPr>
+          <w:p/>
+        </w:tc>
+      </w:tr>
+      <w:tr>
+        <w:tc>
+          <w:tcPr>
+            <w:tcW w:type="dxa" w:w="960"/>
+          </w:tcPr>
+          <w:p/>
+        </w:tc>
+        <w:tc>
+          <w:tcPr>
+            <w:tcW w:type="dxa" w:w="960"/>
+          </w:tcPr>
+          <w:p/>
+        </w:tc>
+        <w:tc>
+          <w:tcPr>
+            <w:tcW w:type="dxa" w:w="960"/>
+          </w:tcPr>
+          <w:p/>
+        </w:tc>
+        <w:tc>
+          <w:tcPr>
+            <w:tcW w:type="dxa" w:w="960"/>
+          </w:tcPr>
+          <w:p/>
+        </w:tc>
+        <w:tc>
+          <w:tcPr>
+            <w:tcW w:type="dxa" w:w="960"/>
+          </w:tcPr>
+          <w:p/>
+        </w:tc>
+        <w:tc>
+          <w:tcPr>
+            <w:tcW w:type="dxa" w:w="960"/>
+          </w:tcPr>
+          <w:p/>
+        </w:tc>
+        <w:tc>
+          <w:tcPr>
+            <w:tcW w:type="dxa" w:w="960"/>
+          </w:tcPr>
+          <w:p/>
+        </w:tc>
+        <w:tc>
+          <w:tcPr>
+            <w:tcW w:type="dxa" w:w="960"/>
+          </w:tcPr>
+          <w:p/>
+        </w:tc>
+        <w:tc>
+          <w:tcPr>
+            <w:tcW w:type="dxa" w:w="960"/>
+          </w:tcPr>
+          <w:p/>
+        </w:tc>
+      </w:tr>
+      <w:tr>
+        <w:tc>
+          <w:tcPr>
+            <w:tcW w:type="dxa" w:w="960"/>
+          </w:tcPr>
+          <w:p/>
+        </w:tc>
+        <w:tc>
+          <w:tcPr>
+            <w:tcW w:type="dxa" w:w="960"/>
+          </w:tcPr>
+          <w:p/>
+        </w:tc>
+        <w:tc>
+          <w:tcPr>
+            <w:tcW w:type="dxa" w:w="960"/>
+          </w:tcPr>
+          <w:p/>
+        </w:tc>
+        <w:tc>
+          <w:tcPr>
+            <w:tcW w:type="dxa" w:w="960"/>
+          </w:tcPr>
+          <w:p/>
+        </w:tc>
+        <w:tc>
+          <w:tcPr>
+            <w:tcW w:type="dxa" w:w="960"/>
+          </w:tcPr>
+          <w:p/>
+        </w:tc>
+        <w:tc>
+          <w:tcPr>
+            <w:tcW w:type="dxa" w:w="960"/>
+          </w:tcPr>
+          <w:p/>
+        </w:tc>
+        <w:tc>
+          <w:tcPr>
+            <w:tcW w:type="dxa" w:w="960"/>
+          </w:tcPr>
+          <w:p/>
+        </w:tc>
+        <w:tc>
+          <w:tcPr>
+            <w:tcW w:type="dxa" w:w="960"/>
+          </w:tcPr>
+          <w:p/>
+        </w:tc>
+        <w:tc>
+          <w:tcPr>
+            <w:tcW w:type="dxa" w:w="960"/>
+          </w:tcPr>
+          <w:p/>
+        </w:tc>
+      </w:tr>
+      <w:tr>
+        <w:tc>
+          <w:tcPr>
+            <w:tcW w:type="dxa" w:w="960"/>
+          </w:tcPr>
+          <w:p>
+            <w:r>
+              <w:t>{#don_vi_tiep_tuc_truoc_han}{_stt}</w:t>
+            </w:r>
+          </w:p>
+        </w:tc>
+        <w:tc>
+          <w:tcPr>
+            <w:tcW w:type="dxa" w:w="960"/>
+          </w:tcPr>
+          <w:p>
+            <w:r>
+              <w:t>{loai_don_vi}</w:t>
+            </w:r>
+          </w:p>
+        </w:tc>
+        <w:tc>
+          <w:tcPr>
+            <w:tcW w:type="dxa" w:w="960"/>
+          </w:tcPr>
+          <w:p>
+            <w:r>
+              <w:t>{ten_don_vi}</w:t>
+            </w:r>
+          </w:p>
+        </w:tc>
+        <w:tc>
+          <w:tcPr>
+            <w:tcW w:type="dxa" w:w="960"/>
+          </w:tcPr>
+          <w:p>
+            <w:r>
+              <w:t>{ma_so_don_vi}</w:t>
+            </w:r>
+          </w:p>
+        </w:tc>
+        <w:tc>
+          <w:tcPr>
+            <w:tcW w:type="dxa" w:w="960"/>
+          </w:tcPr>
+          <w:p>
+            <w:r>
+              <w:t>{tu_ngay}</w:t>
+            </w:r>
+          </w:p>
+        </w:tc>
+        <w:tc>
+          <w:tcPr>
+            <w:tcW w:type="dxa" w:w="960"/>
+          </w:tcPr>
+          <w:p>
+            <w:r>
+              <w:t>{den_ngay}</w:t>
+            </w:r>
+          </w:p>
+        </w:tc>
+        <w:tc>
+          <w:tcPr>
+            <w:tcW w:type="dxa" w:w="960"/>
+          </w:tcPr>
+          <w:p>
+            <w:r>
+              <w:t>{ly_do}</w:t>
+            </w:r>
+          </w:p>
+        </w:tc>
+        <w:tc>
+          <w:tcPr>
+            <w:tcW w:type="dxa" w:w="960"/>
+          </w:tcPr>
+          <w:p>
+            <w:r>
+              <w:t>{ten_chi_nhanh_chu_quan}</w:t>
+            </w:r>
+          </w:p>
+        </w:tc>
+        <w:tc>
+          <w:tcPr>
+            <w:tcW w:type="dxa" w:w="960"/>
+          </w:tcPr>
+          <w:p>
+            <w:r>
+              <w:t>{ma_so_chi_nhanh_chu_quan}{/don_vi_tiep_tuc_truoc_han}</w:t>
+            </w:r>
+          </w:p>
+        </w:tc>
+      </w:tr>
+    </w:tbl>
+    <w:p/>
     <w:p>
       <w:pPr>
         <w:spacing w:before="120"/>

--- a/app/templates/PLI_M27.docx
+++ b/app/templates/PLI_M27.docx
@@ -54,22 +54,10 @@
             </w:pPr>
             <w:r>
               <w:rPr>
-                <w:rFonts w:ascii="Arial" w:hAnsi="Arial" w:cs="Arial"/>
-                <w:sz w:val="24"/>
-                <w:sz-cs w:val="24"/>
-                <w:b/>
-              </w:rPr>
-              <w:t xml:space="preserve">TÊN DOANH NGHIỆP</w:t>
-              <w:br/>
-              <w:t xml:space="preserve">{dn.ten_tieng_viet}</w:t>
-            </w:r>
-            <w:r>
-              <w:rPr>
-                <w:rFonts w:ascii="Arial" w:hAnsi="Arial" w:cs="Arial"/>
-                <w:sz w:val="24"/>
-                <w:sz-cs w:val="24"/>
-              </w:rPr>
-              <w:t xml:space="preserve"/>
+                <w:rFonts w:ascii="Arial" w:hAnsi="Arial"/>
+                <w:b/>
+              </w:rPr>
+              <w:t>{dn.ten_tieng_viet}</w:t>
             </w:r>
           </w:p>
         </w:tc>

--- a/app/templates/PLI_M27.docx
+++ b/app/templates/PLI_M27.docx
@@ -31,13 +31,13 @@
         <w:tblLook w:firstColumn="1" w:firstRow="1" w:lastColumn="0" w:lastRow="0" w:noHBand="0" w:noVBand="1" w:val="04A0"/>
       </w:tblPr>
       <w:tblGrid>
-        <w:gridCol w:w="3629"/>
-        <w:gridCol w:w="5011"/>
+        <w:gridCol w:w="3110"/>
+        <w:gridCol w:w="5530"/>
       </w:tblGrid>
       <w:tr>
         <w:tc>
           <w:tcPr>
-            <w:tcW w:type="dxa" w:w="3629"/>
+            <w:tcW w:type="dxa" w:w="3110"/>
             <w:tcBorders>
               <w:top w:val="nil"/>
               <w:left w:val="nil"/>
@@ -46,6 +46,7 @@
               <w:insideH w:val="nil"/>
               <w:insideV w:val="nil"/>
             </w:tcBorders>
+            <w:vAlign w:val="top"/>
           </w:tcPr>
           <w:p>
             <w:pPr>
@@ -54,8 +55,9 @@
             </w:pPr>
             <w:r>
               <w:rPr>
-                <w:rFonts w:ascii="Arial" w:hAnsi="Arial"/>
-                <w:b/>
+                <w:rFonts w:ascii="Times New Roman" w:hAnsi="Times New Roman"/>
+                <w:b/>
+                <w:sz w:val="26"/>
               </w:rPr>
               <w:t>{dn.ten_tieng_viet}</w:t>
             </w:r>
@@ -63,7 +65,7 @@
         </w:tc>
         <w:tc>
           <w:tcPr>
-            <w:tcW w:type="dxa" w:w="5011"/>
+            <w:tcW w:type="dxa" w:w="5530"/>
             <w:tcBorders>
               <w:top w:val="nil"/>
               <w:left w:val="nil"/>
@@ -72,6 +74,7 @@
               <w:insideH w:val="nil"/>
               <w:insideV w:val="nil"/>
             </w:tcBorders>
+            <w:vAlign w:val="top"/>
           </w:tcPr>
           <w:p>
             <w:pPr>
@@ -80,8 +83,8 @@
             </w:pPr>
             <w:r>
               <w:rPr>
-                <w:rFonts w:ascii="Arial" w:hAnsi="Arial" w:cs="Arial"/>
-                <w:sz w:val="24"/>
+                <w:rFonts w:ascii="Times New Roman" w:hAnsi="Times New Roman" w:cs="Arial"/>
+                <w:sz w:val="26"/>
                 <w:sz-cs w:val="24"/>
                 <w:b/>
               </w:rPr>
@@ -90,8 +93,8 @@
             </w:r>
             <w:r>
               <w:rPr>
-                <w:rFonts w:ascii="Arial" w:hAnsi="Arial" w:cs="Arial"/>
-                <w:sz w:val="24"/>
+                <w:rFonts w:ascii="Times New Roman" w:hAnsi="Times New Roman" w:cs="Arial"/>
+                <w:sz w:val="26"/>
                 <w:sz-cs w:val="24"/>
                 <w:b/>
                 <w:u w:val="single"/>
@@ -100,9 +103,10 @@
             </w:r>
             <w:r>
               <w:rPr>
-                <w:rFonts w:ascii="Arial" w:hAnsi="Arial" w:cs="Arial"/>
-                <w:sz w:val="24"/>
+                <w:rFonts w:ascii="Times New Roman" w:hAnsi="Times New Roman" w:cs="Arial"/>
+                <w:sz w:val="26"/>
                 <w:sz-cs w:val="24"/>
+                <w:b/>
                 <w:i/>
               </w:rPr>
               <w:t xml:space="preserve"/>
@@ -113,7 +117,7 @@
       <w:tr>
         <w:tc>
           <w:tcPr>
-            <w:tcW w:type="dxa" w:w="3629"/>
+            <w:tcW w:type="dxa" w:w="3110"/>
             <w:tcBorders>
               <w:top w:val="nil"/>
               <w:left w:val="nil"/>
@@ -122,6 +126,7 @@
               <w:insideH w:val="nil"/>
               <w:insideV w:val="nil"/>
             </w:tcBorders>
+            <w:vAlign w:val="top"/>
           </w:tcPr>
           <w:p>
             <w:pPr>
@@ -130,25 +135,26 @@
             </w:pPr>
             <w:r>
               <w:rPr>
-                <w:rFonts w:ascii="Arial" w:hAnsi="Arial" w:cs="Arial"/>
-                <w:sz w:val="24"/>
+                <w:rFonts w:ascii="Times New Roman" w:hAnsi="Times New Roman" w:cs="Arial"/>
+                <w:b w:val="0"/>
+                <w:sz w:val="26"/>
                 <w:sz-cs w:val="24"/>
               </w:rPr>
               <w:t>Số: {so_van_ban}</w:t>
             </w:r>
             <w:r>
               <w:rPr>
-                <w:rFonts w:ascii="Arial" w:hAnsi="Arial" w:cs="Arial"/>
-                <w:sz w:val="24"/>
+                <w:rFonts w:ascii="Times New Roman" w:hAnsi="Times New Roman" w:cs="Arial"/>
+                <w:sz w:val="26"/>
                 <w:sz-cs w:val="24"/>
-                <w:b/>
-              </w:rPr>
-            </w:r>
-          </w:p>
-        </w:tc>
-        <w:tc>
-          <w:tcPr>
-            <w:tcW w:type="dxa" w:w="5011"/>
+                <w:b w:val="0"/>
+              </w:rPr>
+            </w:r>
+          </w:p>
+        </w:tc>
+        <w:tc>
+          <w:tcPr>
+            <w:tcW w:type="dxa" w:w="5530"/>
             <w:tcBorders>
               <w:top w:val="nil"/>
               <w:left w:val="nil"/>
@@ -157,6 +163,7 @@
               <w:insideH w:val="nil"/>
               <w:insideV w:val="nil"/>
             </w:tcBorders>
+            <w:vAlign w:val="top"/>
           </w:tcPr>
           <w:p>
             <w:pPr>
@@ -165,19 +172,20 @@
             </w:pPr>
             <w:r>
               <w:rPr>
-                <w:rFonts w:ascii="Arial" w:hAnsi="Arial" w:cs="Arial"/>
-                <w:sz w:val="24"/>
+                <w:rFonts w:ascii="Times New Roman" w:hAnsi="Times New Roman" w:cs="Arial"/>
+                <w:sz w:val="26"/>
                 <w:sz-cs w:val="24"/>
+                <w:b w:val="0"/>
                 <w:i/>
               </w:rPr>
               <w:t>{dia_diem_ky}, ngày {ngay_ky_vb} tháng {thang_ky_vb} năm {nam_ky_vb}</w:t>
             </w:r>
             <w:r>
               <w:rPr>
-                <w:rFonts w:ascii="Arial" w:hAnsi="Arial" w:cs="Arial"/>
-                <w:sz w:val="24"/>
+                <w:rFonts w:ascii="Times New Roman" w:hAnsi="Times New Roman" w:cs="Arial"/>
+                <w:sz w:val="26"/>
                 <w:sz-cs w:val="24"/>
-                <w:b/>
+                <w:b w:val="0"/>
               </w:rPr>
             </w:r>
           </w:p>

--- a/app/templates/PLI_M27.docx
+++ b/app/templates/PLI_M27.docx
@@ -8,7 +8,13 @@
       </w:r>
     </w:p>
     <w:p>
-      <w:r>
+      <w:pPr>
+        <w:jc w:val="right"/>
+      </w:pPr>
+      <w:r>
+        <w:rPr>
+          <w:b/>
+        </w:rPr>
         <w:t>Mẫu số 27</w:t>
       </w:r>
     </w:p>
